--- a/Docs/8-11-2025-Sprint3/Integration Test Scenarios and Test Planning.docx
+++ b/Docs/8-11-2025-Sprint3/Integration Test Scenarios and Test Planning.docx
@@ -5,91 +5,42 @@
     <w:p>
       <w:pPr>
         <w:pStyle w:val="Title"/>
-        <w:keepNext w:val="0"/>
-        <w:keepLines w:val="0"/>
-        <w:pageBreakBefore w:val="0"/>
-        <w:widowControl w:val="0"/>
-        <w:pBdr>
-          <w:top w:space="0" w:sz="0" w:val="nil"/>
-          <w:left w:space="0" w:sz="0" w:val="nil"/>
-          <w:bottom w:space="0" w:sz="0" w:val="nil"/>
-          <w:right w:space="0" w:sz="0" w:val="nil"/>
-          <w:between w:space="0" w:sz="0" w:val="nil"/>
-        </w:pBdr>
-        <w:shd w:fill="auto" w:val="clear"/>
-        <w:spacing w:after="0" w:before="0" w:line="276" w:lineRule="auto"/>
-        <w:ind w:left="0" w:right="0" w:firstLine="0"/>
-        <w:jc w:val="left"/>
-        <w:rPr>
-          <w:rFonts w:ascii="Arial" w:cs="Arial" w:eastAsia="Arial" w:hAnsi="Arial"/>
-          <w:b w:val="0"/>
-          <w:bCs w:val="0"/>
-          <w:i w:val="0"/>
-          <w:iCs w:val="0"/>
-          <w:smallCaps w:val="0"/>
-          <w:strike w:val="0"/>
-          <w:color w:val="000000"/>
-          <w:sz w:val="22"/>
-          <w:szCs w:val="22"/>
-          <w:u w:val="none"/>
-          <w:shd w:fill="auto" w:val="clear"/>
-          <w:vertAlign w:val="baseline"/>
-        </w:rPr>
-        <w:sectPr>
-          <w:pgSz w:h="16834" w:w="11909" w:orient="portrait"/>
-          <w:pgMar w:bottom="1440" w:top="1440" w:left="1440" w:right="1440" w:header="720" w:footer="720"/>
-          <w:pgNumType w:start="1"/>
-        </w:sectPr>
-      </w:pPr>
-      <w:bookmarkStart w:colFirst="0" w:colLast="0" w:name="_qmkz8wzat621" w:id="0"/>
+        <w:rPr/>
+      </w:pPr>
+      <w:bookmarkStart w:colFirst="0" w:colLast="0" w:name="_zgojihfoj5zc" w:id="0"/>
       <w:bookmarkEnd w:id="0"/>
       <w:r>
+        <w:rPr>
+          <w:rtl w:val="0"/>
+        </w:rPr>
+        <w:t xml:space="preserve">Integration Test Scenarios and Test Planning</w:t>
+      </w:r>
+    </w:p>
+    <w:p>
+      <w:pPr>
         <w:rPr>
           <w:rFonts w:ascii="Times New Roman" w:cs="Times New Roman" w:eastAsia="Times New Roman" w:hAnsi="Times New Roman"/>
           <w:b w:val="1"/>
           <w:bCs w:val="1"/>
-          <w:i w:val="0"/>
-          <w:iCs w:val="0"/>
-          <w:smallCaps w:val="0"/>
-          <w:strike w:val="0"/>
-          <w:color w:val="000000"/>
-          <w:sz w:val="40"/>
-          <w:szCs w:val="40"/>
-          <w:u w:val="none"/>
-          <w:shd w:fill="auto" w:val="clear"/>
-          <w:vertAlign w:val="baseline"/>
-          <w:rtl w:val="0"/>
-        </w:rPr>
-        <w:t xml:space="preserve">Sekme 1</w:t>
-      </w:r>
-      <w:r>
-        <w:rPr>
-          <w:rtl w:val="0"/>
-        </w:rPr>
-      </w:r>
-    </w:p>
-    <w:p>
-      <w:pPr>
-        <w:pStyle w:val="Title"/>
-        <w:rPr/>
-      </w:pPr>
-      <w:bookmarkStart w:colFirst="0" w:colLast="0" w:name="_zgojihfoj5zc" w:id="1"/>
-      <w:bookmarkEnd w:id="1"/>
-      <w:r>
-        <w:rPr>
-          <w:rtl w:val="0"/>
-        </w:rPr>
-        <w:t xml:space="preserve">Integration Test Scenarios and Test Planning</w:t>
-      </w:r>
-    </w:p>
-    <w:p>
-      <w:pPr>
+        </w:rPr>
+      </w:pPr>
+      <w:r>
         <w:rPr>
           <w:rFonts w:ascii="Times New Roman" w:cs="Times New Roman" w:eastAsia="Times New Roman" w:hAnsi="Times New Roman"/>
           <w:b w:val="1"/>
           <w:bCs w:val="1"/>
-        </w:rPr>
-      </w:pPr>
+          <w:rtl w:val="0"/>
+        </w:rPr>
+        <w:t xml:space="preserve">Proje</w:t>
+      </w:r>
+      <w:r>
+        <w:rPr>
+          <w:rFonts w:ascii="Times New Roman" w:cs="Times New Roman" w:eastAsia="Times New Roman" w:hAnsi="Times New Roman"/>
+          <w:rtl w:val="0"/>
+        </w:rPr>
+        <w:t xml:space="preserve">: PAPILLON — AI‑Driven Cybersecurity Framework for Intelligent Threat Detection and Analysis</w:t>
+        <w:br w:type="textWrapping"/>
+      </w:r>
       <w:r>
         <w:rPr>
           <w:rFonts w:ascii="Times New Roman" w:cs="Times New Roman" w:eastAsia="Times New Roman" w:hAnsi="Times New Roman"/>
@@ -97,14 +48,14 @@
           <w:bCs w:val="1"/>
           <w:rtl w:val="0"/>
         </w:rPr>
-        <w:t xml:space="preserve">Proje</w:t>
-      </w:r>
-      <w:r>
-        <w:rPr>
-          <w:rFonts w:ascii="Times New Roman" w:cs="Times New Roman" w:eastAsia="Times New Roman" w:hAnsi="Times New Roman"/>
-          <w:rtl w:val="0"/>
-        </w:rPr>
-        <w:t xml:space="preserve">: PAPILLON — AI‑Driven Cybersecurity Framework for Intelligent Threat Detection and Analysis</w:t>
+        <w:t xml:space="preserve">Hazırlayan</w:t>
+      </w:r>
+      <w:r>
+        <w:rPr>
+          <w:rFonts w:ascii="Times New Roman" w:cs="Times New Roman" w:eastAsia="Times New Roman" w:hAnsi="Times New Roman"/>
+          <w:rtl w:val="0"/>
+        </w:rPr>
+        <w:t xml:space="preserve">: PAPILLON - Kerem ELMA, Mehmet ESKİ, Sabri Mert PİŞKİN, Mete Cem TURAN</w:t>
         <w:br w:type="textWrapping"/>
       </w:r>
       <w:r>
@@ -114,713 +65,1777 @@
           <w:bCs w:val="1"/>
           <w:rtl w:val="0"/>
         </w:rPr>
-        <w:t xml:space="preserve">Hazırlayan</w:t>
-      </w:r>
-      <w:r>
-        <w:rPr>
-          <w:rFonts w:ascii="Times New Roman" w:cs="Times New Roman" w:eastAsia="Times New Roman" w:hAnsi="Times New Roman"/>
-          <w:rtl w:val="0"/>
-        </w:rPr>
-        <w:t xml:space="preserve">: PAPILLON - Kerem ELMA, Mehmet ESKİ, Sabri Mert PİŞKİN, Mete Cem TURAN</w:t>
-        <w:br w:type="textWrapping"/>
-      </w:r>
-      <w:r>
+        <w:t xml:space="preserve">Versiyon</w:t>
+      </w:r>
+      <w:r>
+        <w:rPr>
+          <w:rFonts w:ascii="Times New Roman" w:cs="Times New Roman" w:eastAsia="Times New Roman" w:hAnsi="Times New Roman"/>
+          <w:rtl w:val="0"/>
+        </w:rPr>
+        <w:t xml:space="preserve">: 1.0</w:t>
+      </w:r>
+      <w:r>
+        <w:rPr>
+          <w:rtl w:val="0"/>
+        </w:rPr>
+      </w:r>
+    </w:p>
+    <w:p>
+      <w:pPr>
         <w:rPr>
           <w:rFonts w:ascii="Times New Roman" w:cs="Times New Roman" w:eastAsia="Times New Roman" w:hAnsi="Times New Roman"/>
           <w:b w:val="1"/>
           <w:bCs w:val="1"/>
-          <w:rtl w:val="0"/>
-        </w:rPr>
-        <w:t xml:space="preserve">Versiyon</w:t>
-      </w:r>
-      <w:r>
-        <w:rPr>
-          <w:rFonts w:ascii="Times New Roman" w:cs="Times New Roman" w:eastAsia="Times New Roman" w:hAnsi="Times New Roman"/>
-          <w:rtl w:val="0"/>
-        </w:rPr>
-        <w:t xml:space="preserve">: 1.0</w:t>
-      </w:r>
-      <w:r>
-        <w:rPr>
-          <w:rtl w:val="0"/>
-        </w:rPr>
-      </w:r>
-    </w:p>
-    <w:p>
-      <w:pPr>
+        </w:rPr>
+      </w:pPr>
+      <w:r>
+        <w:rPr>
+          <w:rtl w:val="0"/>
+        </w:rPr>
+      </w:r>
+    </w:p>
+    <w:p>
+      <w:pPr>
+        <w:pStyle w:val="Subtitle"/>
+        <w:numPr>
+          <w:ilvl w:val="0"/>
+          <w:numId w:val="6"/>
+        </w:numPr>
+        <w:rPr/>
+      </w:pPr>
+      <w:bookmarkStart w:colFirst="0" w:colLast="0" w:name="_6369rixmaf04" w:id="1"/>
+      <w:bookmarkEnd w:id="1"/>
+      <w:r>
+        <w:rPr>
+          <w:rtl w:val="0"/>
+        </w:rPr>
+        <w:t xml:space="preserve">Amaç ve Kapsam </w:t>
+      </w:r>
+    </w:p>
+    <w:p>
+      <w:pPr>
+        <w:ind w:left="720" w:firstLine="720"/>
+        <w:rPr>
+          <w:rFonts w:ascii="Times New Roman" w:cs="Times New Roman" w:eastAsia="Times New Roman" w:hAnsi="Times New Roman"/>
+        </w:rPr>
+      </w:pPr>
+      <w:r>
+        <w:rPr>
+          <w:rFonts w:ascii="Times New Roman" w:cs="Times New Roman" w:eastAsia="Times New Roman" w:hAnsi="Times New Roman"/>
+          <w:rtl w:val="0"/>
+        </w:rPr>
+        <w:t xml:space="preserve">Bu doküman, sistemin modüller arası entegrasyonun doğrulanması için gerekli senaryoları, test vakalarını, test ortamını ve planlamayı tanımlar. Kapsamı SRS’teki FR1–FR10 ve Sprint 2’de tanımlanan DT_FR1–DT_FR10 gereksinimleriyle ilişkili entegrasyon noktalarıdır.</w:t>
+      </w:r>
+    </w:p>
+    <w:p>
+      <w:pPr>
+        <w:rPr>
+          <w:rFonts w:ascii="Times New Roman" w:cs="Times New Roman" w:eastAsia="Times New Roman" w:hAnsi="Times New Roman"/>
+        </w:rPr>
+      </w:pPr>
+      <w:r>
+        <w:rPr>
+          <w:rtl w:val="0"/>
+        </w:rPr>
+      </w:r>
+    </w:p>
+    <w:p>
+      <w:pPr>
+        <w:pStyle w:val="Subtitle"/>
+        <w:numPr>
+          <w:ilvl w:val="0"/>
+          <w:numId w:val="3"/>
+        </w:numPr>
+        <w:spacing w:after="0" w:afterAutospacing="0"/>
+        <w:rPr/>
+      </w:pPr>
+      <w:bookmarkStart w:colFirst="0" w:colLast="0" w:name="_u0vinyldh87t" w:id="2"/>
+      <w:bookmarkEnd w:id="2"/>
+      <w:r>
+        <w:rPr>
+          <w:rtl w:val="0"/>
+        </w:rPr>
+        <w:t xml:space="preserve">Hedefler ve Kabul Kriterleri</w:t>
+      </w:r>
+    </w:p>
+    <w:p>
+      <w:pPr>
+        <w:numPr>
+          <w:ilvl w:val="0"/>
+          <w:numId w:val="13"/>
+        </w:numPr>
+        <w:ind w:left="1440" w:hanging="360"/>
+        <w:rPr>
+          <w:rFonts w:ascii="Times New Roman" w:cs="Times New Roman" w:eastAsia="Times New Roman" w:hAnsi="Times New Roman"/>
+        </w:rPr>
+      </w:pPr>
+      <w:r>
+        <w:rPr>
+          <w:rFonts w:ascii="Times New Roman" w:cs="Times New Roman" w:eastAsia="Times New Roman" w:hAnsi="Times New Roman"/>
+          <w:rtl w:val="0"/>
+        </w:rPr>
+        <w:t xml:space="preserve">Her entegrasyon akışının uçtan uca çalıştığı doğrulanacak.</w:t>
+      </w:r>
+    </w:p>
+    <w:p>
+      <w:pPr>
+        <w:numPr>
+          <w:ilvl w:val="0"/>
+          <w:numId w:val="13"/>
+        </w:numPr>
+        <w:ind w:left="1440" w:hanging="360"/>
+        <w:rPr>
+          <w:rFonts w:ascii="Times New Roman" w:cs="Times New Roman" w:eastAsia="Times New Roman" w:hAnsi="Times New Roman"/>
+        </w:rPr>
+      </w:pPr>
+      <w:r>
+        <w:rPr>
+          <w:rFonts w:ascii="Gungsuh" w:cs="Gungsuh" w:eastAsia="Gungsuh" w:hAnsi="Gungsuh"/>
+          <w:rtl w:val="0"/>
+        </w:rPr>
+        <w:t xml:space="preserve">Performans hedefleri (TAR v1.1): IDS p95 ≤ 2s; Inference p95 ≤ 5s (GPU ile); Phishing ≤ 30s; PDF render ≤ 15s (prototip hedef).</w:t>
+      </w:r>
+    </w:p>
+    <w:p>
+      <w:pPr>
+        <w:numPr>
+          <w:ilvl w:val="0"/>
+          <w:numId w:val="13"/>
+        </w:numPr>
+        <w:ind w:left="1440" w:hanging="360"/>
+        <w:rPr>
+          <w:rFonts w:ascii="Times New Roman" w:cs="Times New Roman" w:eastAsia="Times New Roman" w:hAnsi="Times New Roman"/>
+        </w:rPr>
+      </w:pPr>
+      <w:r>
+        <w:rPr>
+          <w:rFonts w:ascii="Times New Roman" w:cs="Times New Roman" w:eastAsia="Times New Roman" w:hAnsi="Times New Roman"/>
+          <w:rtl w:val="0"/>
+        </w:rPr>
+        <w:t xml:space="preserve">Güvenlik/uyumluluk: Tüm iletişim TLS ile, 2FA çalışıyor, veri anonimleştirme gerektiğinde uygulandı.</w:t>
+      </w:r>
+    </w:p>
+    <w:p>
+      <w:pPr>
+        <w:numPr>
+          <w:ilvl w:val="0"/>
+          <w:numId w:val="13"/>
+        </w:numPr>
+        <w:ind w:left="1440" w:hanging="360"/>
+        <w:rPr>
+          <w:rFonts w:ascii="Times New Roman" w:cs="Times New Roman" w:eastAsia="Times New Roman" w:hAnsi="Times New Roman"/>
+        </w:rPr>
+      </w:pPr>
+      <w:r>
+        <w:rPr>
+          <w:rFonts w:ascii="Times New Roman" w:cs="Times New Roman" w:eastAsia="Times New Roman" w:hAnsi="Times New Roman"/>
+          <w:rtl w:val="0"/>
+        </w:rPr>
+        <w:t xml:space="preserve">Kabul kriterleri: Belirtilen ölçülebilir hedefler sağlanır, kritik iş akışları hatasız çalışır, test kayıtları ve loglar sağlanır.</w:t>
+      </w:r>
+    </w:p>
+    <w:p>
+      <w:pPr>
+        <w:rPr>
+          <w:rFonts w:ascii="Times New Roman" w:cs="Times New Roman" w:eastAsia="Times New Roman" w:hAnsi="Times New Roman"/>
+        </w:rPr>
+      </w:pPr>
+      <w:r>
+        <w:rPr>
+          <w:rtl w:val="0"/>
+        </w:rPr>
+      </w:r>
+    </w:p>
+    <w:p>
+      <w:pPr>
+        <w:pStyle w:val="Subtitle"/>
+        <w:numPr>
+          <w:ilvl w:val="0"/>
+          <w:numId w:val="14"/>
+        </w:numPr>
+        <w:spacing w:after="0" w:afterAutospacing="0"/>
+        <w:rPr/>
+      </w:pPr>
+      <w:bookmarkStart w:colFirst="0" w:colLast="0" w:name="_7gpiziw5n6in" w:id="3"/>
+      <w:bookmarkEnd w:id="3"/>
+      <w:r>
+        <w:rPr>
+          <w:rtl w:val="0"/>
+        </w:rPr>
+        <w:t xml:space="preserve">Test Ortamı ve Önkoşullar</w:t>
+      </w:r>
+    </w:p>
+    <w:p>
+      <w:pPr>
+        <w:numPr>
+          <w:ilvl w:val="0"/>
+          <w:numId w:val="1"/>
+        </w:numPr>
+        <w:ind w:left="1440" w:hanging="360"/>
+        <w:rPr>
+          <w:rFonts w:ascii="Times New Roman" w:cs="Times New Roman" w:eastAsia="Times New Roman" w:hAnsi="Times New Roman"/>
+        </w:rPr>
+      </w:pPr>
+      <w:r>
+        <w:rPr>
+          <w:rFonts w:ascii="Times New Roman" w:cs="Times New Roman" w:eastAsia="Times New Roman" w:hAnsi="Times New Roman"/>
+          <w:rtl w:val="0"/>
+        </w:rPr>
+        <w:t xml:space="preserve">Yazılım bileşenleri (prototip stack):</w:t>
+      </w:r>
+    </w:p>
+    <w:p>
+      <w:pPr>
+        <w:numPr>
+          <w:ilvl w:val="1"/>
+          <w:numId w:val="1"/>
+        </w:numPr>
+        <w:ind w:left="2160" w:hanging="360"/>
+        <w:rPr>
+          <w:rFonts w:ascii="Times New Roman" w:cs="Times New Roman" w:eastAsia="Times New Roman" w:hAnsi="Times New Roman"/>
+        </w:rPr>
+      </w:pPr>
+      <w:r>
+        <w:rPr>
+          <w:rFonts w:ascii="Times New Roman" w:cs="Times New Roman" w:eastAsia="Times New Roman" w:hAnsi="Times New Roman"/>
+          <w:rtl w:val="0"/>
+        </w:rPr>
+        <w:t xml:space="preserve">Django, MySQL, Celery + Redis, Docker Container runtime, Headless Chromium worker</w:t>
+      </w:r>
+    </w:p>
+    <w:p>
+      <w:pPr>
+        <w:numPr>
+          <w:ilvl w:val="0"/>
+          <w:numId w:val="1"/>
+        </w:numPr>
+        <w:ind w:left="1440" w:hanging="360"/>
+        <w:rPr>
+          <w:rFonts w:ascii="Times New Roman" w:cs="Times New Roman" w:eastAsia="Times New Roman" w:hAnsi="Times New Roman"/>
+        </w:rPr>
+      </w:pPr>
+      <w:r>
+        <w:rPr>
+          <w:rFonts w:ascii="Times New Roman" w:cs="Times New Roman" w:eastAsia="Times New Roman" w:hAnsi="Times New Roman"/>
+          <w:rtl w:val="0"/>
+        </w:rPr>
+        <w:t xml:space="preserve">Ağ / Güvenlik:</w:t>
+      </w:r>
+    </w:p>
+    <w:p>
+      <w:pPr>
+        <w:numPr>
+          <w:ilvl w:val="1"/>
+          <w:numId w:val="1"/>
+        </w:numPr>
+        <w:ind w:left="2160" w:hanging="360"/>
+        <w:rPr>
+          <w:rFonts w:ascii="Times New Roman" w:cs="Times New Roman" w:eastAsia="Times New Roman" w:hAnsi="Times New Roman"/>
+        </w:rPr>
+      </w:pPr>
+      <w:r>
+        <w:rPr>
+          <w:rFonts w:ascii="Times New Roman" w:cs="Times New Roman" w:eastAsia="Times New Roman" w:hAnsi="Times New Roman"/>
+          <w:rtl w:val="0"/>
+        </w:rPr>
+        <w:t xml:space="preserve">TLS etkin, sandbox ağ izinleri kısıtlı, webhooks için izinli ID/IP listesi testte konfigüre edilecek.</w:t>
+      </w:r>
+    </w:p>
+    <w:p>
+      <w:pPr>
+        <w:numPr>
+          <w:ilvl w:val="0"/>
+          <w:numId w:val="1"/>
+        </w:numPr>
+        <w:ind w:left="1440" w:hanging="360"/>
+        <w:rPr>
+          <w:rFonts w:ascii="Times New Roman" w:cs="Times New Roman" w:eastAsia="Times New Roman" w:hAnsi="Times New Roman"/>
+        </w:rPr>
+      </w:pPr>
+      <w:r>
+        <w:rPr>
+          <w:rFonts w:ascii="Times New Roman" w:cs="Times New Roman" w:eastAsia="Times New Roman" w:hAnsi="Times New Roman"/>
+          <w:rtl w:val="0"/>
+        </w:rPr>
+        <w:t xml:space="preserve">Test veri setleri:</w:t>
+      </w:r>
+    </w:p>
+    <w:p>
+      <w:pPr>
+        <w:numPr>
+          <w:ilvl w:val="1"/>
+          <w:numId w:val="1"/>
+        </w:numPr>
+        <w:ind w:left="2160" w:hanging="360"/>
+        <w:rPr>
+          <w:rFonts w:ascii="Times New Roman" w:cs="Times New Roman" w:eastAsia="Times New Roman" w:hAnsi="Times New Roman"/>
+        </w:rPr>
+      </w:pPr>
+      <w:r>
+        <w:rPr>
+          <w:rFonts w:ascii="Times New Roman" w:cs="Times New Roman" w:eastAsia="Times New Roman" w:hAnsi="Times New Roman"/>
+          <w:rtl w:val="0"/>
+        </w:rPr>
+        <w:t xml:space="preserve">Test CVE feed örnekleri (NVD sample JSON), küçük PE sample set (label’lı), test mailbox (Gmail/Office 365 test account), IDS alert sample generator.</w:t>
+      </w:r>
+    </w:p>
+    <w:p>
+      <w:pPr>
+        <w:numPr>
+          <w:ilvl w:val="0"/>
+          <w:numId w:val="1"/>
+        </w:numPr>
+        <w:ind w:left="1440" w:hanging="360"/>
+        <w:rPr>
+          <w:rFonts w:ascii="Times New Roman" w:cs="Times New Roman" w:eastAsia="Times New Roman" w:hAnsi="Times New Roman"/>
+        </w:rPr>
+      </w:pPr>
+      <w:r>
+        <w:rPr>
+          <w:rFonts w:ascii="Times New Roman" w:cs="Times New Roman" w:eastAsia="Times New Roman" w:hAnsi="Times New Roman"/>
+          <w:rtl w:val="0"/>
+        </w:rPr>
+        <w:t xml:space="preserve">Önkoşullar:</w:t>
+      </w:r>
+    </w:p>
+    <w:p>
+      <w:pPr>
+        <w:numPr>
+          <w:ilvl w:val="1"/>
+          <w:numId w:val="1"/>
+        </w:numPr>
+        <w:ind w:left="2160" w:hanging="360"/>
+        <w:rPr>
+          <w:rFonts w:ascii="Times New Roman" w:cs="Times New Roman" w:eastAsia="Times New Roman" w:hAnsi="Times New Roman"/>
+        </w:rPr>
+      </w:pPr>
+      <w:r>
+        <w:rPr>
+          <w:rFonts w:ascii="Times New Roman" w:cs="Times New Roman" w:eastAsia="Times New Roman" w:hAnsi="Times New Roman"/>
+          <w:rtl w:val="0"/>
+        </w:rPr>
+        <w:t xml:space="preserve">Tüm servisler ayakta ve temel smoke testi geçmiş olmalı.</w:t>
+      </w:r>
+    </w:p>
+    <w:p>
+      <w:pPr>
+        <w:numPr>
+          <w:ilvl w:val="1"/>
+          <w:numId w:val="1"/>
+        </w:numPr>
+        <w:ind w:left="2160" w:hanging="360"/>
+        <w:rPr>
+          <w:rFonts w:ascii="Times New Roman" w:cs="Times New Roman" w:eastAsia="Times New Roman" w:hAnsi="Times New Roman"/>
+        </w:rPr>
+      </w:pPr>
+      <w:r>
+        <w:rPr>
+          <w:rFonts w:ascii="Times New Roman" w:cs="Times New Roman" w:eastAsia="Times New Roman" w:hAnsi="Times New Roman"/>
+          <w:rtl w:val="0"/>
+        </w:rPr>
+        <w:t xml:space="preserve">Test hesapları (Admin/Analyst/ReadOnly) oluşturulmuş ve 2FA konfigüre edilmiş olmalı.</w:t>
+      </w:r>
+    </w:p>
+    <w:p>
+      <w:pPr>
+        <w:numPr>
+          <w:ilvl w:val="1"/>
+          <w:numId w:val="1"/>
+        </w:numPr>
+        <w:ind w:left="2160" w:hanging="360"/>
+        <w:rPr>
+          <w:rFonts w:ascii="Times New Roman" w:cs="Times New Roman" w:eastAsia="Times New Roman" w:hAnsi="Times New Roman"/>
+        </w:rPr>
+      </w:pPr>
+      <w:r>
+        <w:rPr>
+          <w:rFonts w:ascii="Times New Roman" w:cs="Times New Roman" w:eastAsia="Times New Roman" w:hAnsi="Times New Roman"/>
+          <w:rtl w:val="0"/>
+        </w:rPr>
+        <w:t xml:space="preserve">Sandbox şablonları hazır olmalı.</w:t>
+      </w:r>
+    </w:p>
+    <w:p>
+      <w:pPr>
+        <w:rPr>
+          <w:rFonts w:ascii="Times New Roman" w:cs="Times New Roman" w:eastAsia="Times New Roman" w:hAnsi="Times New Roman"/>
+        </w:rPr>
+      </w:pPr>
+      <w:r>
+        <w:rPr>
+          <w:rtl w:val="0"/>
+        </w:rPr>
+      </w:r>
+    </w:p>
+    <w:p>
+      <w:pPr>
+        <w:pStyle w:val="Subtitle"/>
+        <w:numPr>
+          <w:ilvl w:val="0"/>
+          <w:numId w:val="11"/>
+        </w:numPr>
+        <w:spacing w:after="0" w:afterAutospacing="0"/>
+        <w:rPr/>
+      </w:pPr>
+      <w:bookmarkStart w:colFirst="0" w:colLast="0" w:name="_ehwnljb9gy6d" w:id="4"/>
+      <w:bookmarkEnd w:id="4"/>
+      <w:r>
+        <w:rPr>
+          <w:rtl w:val="0"/>
+        </w:rPr>
+        <w:t xml:space="preserve">Test Yaklaşımı ve Araçlar</w:t>
+      </w:r>
+    </w:p>
+    <w:p>
+      <w:pPr>
+        <w:numPr>
+          <w:ilvl w:val="0"/>
+          <w:numId w:val="12"/>
+        </w:numPr>
+        <w:ind w:left="1440" w:hanging="360"/>
+        <w:rPr>
+          <w:rFonts w:ascii="Times New Roman" w:cs="Times New Roman" w:eastAsia="Times New Roman" w:hAnsi="Times New Roman"/>
+        </w:rPr>
+      </w:pPr>
+      <w:r>
+        <w:rPr>
+          <w:rFonts w:ascii="Times New Roman" w:cs="Times New Roman" w:eastAsia="Times New Roman" w:hAnsi="Times New Roman"/>
+          <w:rtl w:val="0"/>
+        </w:rPr>
+        <w:t xml:space="preserve">Yaklaşım:</w:t>
+      </w:r>
+    </w:p>
+    <w:p>
+      <w:pPr>
+        <w:numPr>
+          <w:ilvl w:val="1"/>
+          <w:numId w:val="12"/>
+        </w:numPr>
+        <w:ind w:left="2160" w:hanging="360"/>
+        <w:rPr>
+          <w:rFonts w:ascii="Times New Roman" w:cs="Times New Roman" w:eastAsia="Times New Roman" w:hAnsi="Times New Roman"/>
+        </w:rPr>
+      </w:pPr>
+      <w:r>
+        <w:rPr>
+          <w:rFonts w:ascii="Times New Roman" w:cs="Times New Roman" w:eastAsia="Times New Roman" w:hAnsi="Times New Roman"/>
+          <w:rtl w:val="0"/>
+        </w:rPr>
+        <w:t xml:space="preserve">Fonksiyonel entegrasyon testleri: API + worker entegrasyonu uçtan uca.</w:t>
+      </w:r>
+    </w:p>
+    <w:p>
+      <w:pPr>
+        <w:numPr>
+          <w:ilvl w:val="1"/>
+          <w:numId w:val="12"/>
+        </w:numPr>
+        <w:ind w:left="2160" w:hanging="360"/>
+        <w:rPr>
+          <w:rFonts w:ascii="Times New Roman" w:cs="Times New Roman" w:eastAsia="Times New Roman" w:hAnsi="Times New Roman"/>
+        </w:rPr>
+      </w:pPr>
+      <w:r>
+        <w:rPr>
+          <w:rFonts w:ascii="Times New Roman" w:cs="Times New Roman" w:eastAsia="Times New Roman" w:hAnsi="Times New Roman"/>
+          <w:rtl w:val="0"/>
+        </w:rPr>
+        <w:t xml:space="preserve">Otomasyon ile tekrar edilebilir testler (CI/CD entegrasyonları).</w:t>
+      </w:r>
+    </w:p>
+    <w:p>
+      <w:pPr>
+        <w:numPr>
+          <w:ilvl w:val="1"/>
+          <w:numId w:val="12"/>
+        </w:numPr>
+        <w:ind w:left="2160" w:hanging="360"/>
+        <w:rPr>
+          <w:rFonts w:ascii="Times New Roman" w:cs="Times New Roman" w:eastAsia="Times New Roman" w:hAnsi="Times New Roman"/>
+        </w:rPr>
+      </w:pPr>
+      <w:r>
+        <w:rPr>
+          <w:rFonts w:ascii="Times New Roman" w:cs="Times New Roman" w:eastAsia="Times New Roman" w:hAnsi="Times New Roman"/>
+          <w:rtl w:val="0"/>
+        </w:rPr>
+        <w:t xml:space="preserve">Performans/yük testleri ayrı set, yük altındaki davranış doğrulanacak.</w:t>
+      </w:r>
+    </w:p>
+    <w:p>
+      <w:pPr>
+        <w:numPr>
+          <w:ilvl w:val="1"/>
+          <w:numId w:val="12"/>
+        </w:numPr>
+        <w:ind w:left="2160" w:hanging="360"/>
+        <w:rPr>
+          <w:rFonts w:ascii="Times New Roman" w:cs="Times New Roman" w:eastAsia="Times New Roman" w:hAnsi="Times New Roman"/>
+        </w:rPr>
+      </w:pPr>
+      <w:r>
+        <w:rPr>
+          <w:rFonts w:ascii="Times New Roman" w:cs="Times New Roman" w:eastAsia="Times New Roman" w:hAnsi="Times New Roman"/>
+          <w:rtl w:val="0"/>
+        </w:rPr>
+        <w:t xml:space="preserve">Güvenlik testleri sınırlı kapsamda.</w:t>
+      </w:r>
+    </w:p>
+    <w:p>
+      <w:pPr>
+        <w:numPr>
+          <w:ilvl w:val="0"/>
+          <w:numId w:val="12"/>
+        </w:numPr>
+        <w:ind w:left="1440" w:hanging="360"/>
+        <w:rPr>
+          <w:rFonts w:ascii="Times New Roman" w:cs="Times New Roman" w:eastAsia="Times New Roman" w:hAnsi="Times New Roman"/>
+        </w:rPr>
+      </w:pPr>
+      <w:r>
+        <w:rPr>
+          <w:rFonts w:ascii="Times New Roman" w:cs="Times New Roman" w:eastAsia="Times New Roman" w:hAnsi="Times New Roman"/>
+          <w:rtl w:val="0"/>
+        </w:rPr>
+        <w:t xml:space="preserve">Önerilen araçlar:</w:t>
+      </w:r>
+    </w:p>
+    <w:p>
+      <w:pPr>
+        <w:numPr>
+          <w:ilvl w:val="1"/>
+          <w:numId w:val="12"/>
+        </w:numPr>
+        <w:ind w:left="2160" w:hanging="360"/>
+        <w:rPr>
+          <w:rFonts w:ascii="Times New Roman" w:cs="Times New Roman" w:eastAsia="Times New Roman" w:hAnsi="Times New Roman"/>
+        </w:rPr>
+      </w:pPr>
+      <w:r>
+        <w:rPr>
+          <w:rFonts w:ascii="Times New Roman" w:cs="Times New Roman" w:eastAsia="Times New Roman" w:hAnsi="Times New Roman"/>
+          <w:rtl w:val="0"/>
+        </w:rPr>
+        <w:t xml:space="preserve">Test automation: pytest, requests, pytest-asyncio</w:t>
+      </w:r>
+    </w:p>
+    <w:p>
+      <w:pPr>
+        <w:numPr>
+          <w:ilvl w:val="1"/>
+          <w:numId w:val="12"/>
+        </w:numPr>
+        <w:ind w:left="2160" w:hanging="360"/>
+        <w:rPr>
+          <w:rFonts w:ascii="Times New Roman" w:cs="Times New Roman" w:eastAsia="Times New Roman" w:hAnsi="Times New Roman"/>
+        </w:rPr>
+      </w:pPr>
+      <w:r>
+        <w:rPr>
+          <w:rFonts w:ascii="Times New Roman" w:cs="Times New Roman" w:eastAsia="Times New Roman" w:hAnsi="Times New Roman"/>
+          <w:rtl w:val="0"/>
+        </w:rPr>
+        <w:t xml:space="preserve">API test/manuel: Postman Client API</w:t>
+      </w:r>
+    </w:p>
+    <w:p>
+      <w:pPr>
+        <w:numPr>
+          <w:ilvl w:val="1"/>
+          <w:numId w:val="12"/>
+        </w:numPr>
+        <w:ind w:left="2160" w:hanging="360"/>
+        <w:rPr>
+          <w:rFonts w:ascii="Times New Roman" w:cs="Times New Roman" w:eastAsia="Times New Roman" w:hAnsi="Times New Roman"/>
+        </w:rPr>
+      </w:pPr>
+      <w:r>
+        <w:rPr>
+          <w:rFonts w:ascii="Times New Roman" w:cs="Times New Roman" w:eastAsia="Times New Roman" w:hAnsi="Times New Roman"/>
+          <w:rtl w:val="0"/>
+        </w:rPr>
+        <w:t xml:space="preserve">UI  automation(gerekirse): Selenium</w:t>
+      </w:r>
+    </w:p>
+    <w:p>
+      <w:pPr>
+        <w:numPr>
+          <w:ilvl w:val="1"/>
+          <w:numId w:val="12"/>
+        </w:numPr>
+        <w:ind w:left="2160" w:hanging="360"/>
+        <w:rPr>
+          <w:rFonts w:ascii="Times New Roman" w:cs="Times New Roman" w:eastAsia="Times New Roman" w:hAnsi="Times New Roman"/>
+        </w:rPr>
+      </w:pPr>
+      <w:r>
+        <w:rPr>
+          <w:rFonts w:ascii="Times New Roman" w:cs="Times New Roman" w:eastAsia="Times New Roman" w:hAnsi="Times New Roman"/>
+          <w:rtl w:val="0"/>
+        </w:rPr>
+        <w:t xml:space="preserve">Load and performance: Locust veya k6</w:t>
+      </w:r>
+    </w:p>
+    <w:p>
+      <w:pPr>
+        <w:numPr>
+          <w:ilvl w:val="1"/>
+          <w:numId w:val="12"/>
+        </w:numPr>
+        <w:ind w:left="2160" w:hanging="360"/>
+        <w:rPr>
+          <w:rFonts w:ascii="Times New Roman" w:cs="Times New Roman" w:eastAsia="Times New Roman" w:hAnsi="Times New Roman"/>
+        </w:rPr>
+      </w:pPr>
+      <w:r>
+        <w:rPr>
+          <w:rFonts w:ascii="Times New Roman" w:cs="Times New Roman" w:eastAsia="Times New Roman" w:hAnsi="Times New Roman"/>
+          <w:rtl w:val="0"/>
+        </w:rPr>
+        <w:t xml:space="preserve">Log/metrics: Prometheus(varsa) veya basit log toplama</w:t>
+      </w:r>
+    </w:p>
+    <w:p>
+      <w:pPr>
+        <w:numPr>
+          <w:ilvl w:val="1"/>
+          <w:numId w:val="12"/>
+        </w:numPr>
+        <w:ind w:left="2160" w:hanging="360"/>
+        <w:rPr>
+          <w:rFonts w:ascii="Times New Roman" w:cs="Times New Roman" w:eastAsia="Times New Roman" w:hAnsi="Times New Roman"/>
+        </w:rPr>
+      </w:pPr>
+      <w:r>
+        <w:rPr>
+          <w:rFonts w:ascii="Times New Roman" w:cs="Times New Roman" w:eastAsia="Times New Roman" w:hAnsi="Times New Roman"/>
+          <w:rtl w:val="0"/>
+        </w:rPr>
+        <w:t xml:space="preserve">Security scan: OWASP ZAP</w:t>
+      </w:r>
+    </w:p>
+    <w:p>
+      <w:pPr>
+        <w:numPr>
+          <w:ilvl w:val="1"/>
+          <w:numId w:val="12"/>
+        </w:numPr>
+        <w:ind w:left="2160" w:hanging="360"/>
+        <w:rPr>
+          <w:rFonts w:ascii="Times New Roman" w:cs="Times New Roman" w:eastAsia="Times New Roman" w:hAnsi="Times New Roman"/>
+        </w:rPr>
+      </w:pPr>
+      <w:r>
+        <w:rPr>
+          <w:rFonts w:ascii="Times New Roman" w:cs="Times New Roman" w:eastAsia="Times New Roman" w:hAnsi="Times New Roman"/>
+          <w:rtl w:val="0"/>
+        </w:rPr>
+        <w:t xml:space="preserve">Queue monitoring: Celery Prometheus exporter</w:t>
+      </w:r>
+    </w:p>
+    <w:p>
+      <w:pPr>
+        <w:rPr>
+          <w:rFonts w:ascii="Times New Roman" w:cs="Times New Roman" w:eastAsia="Times New Roman" w:hAnsi="Times New Roman"/>
+        </w:rPr>
+      </w:pPr>
+      <w:r>
+        <w:rPr>
+          <w:rtl w:val="0"/>
+        </w:rPr>
+      </w:r>
+    </w:p>
+    <w:p>
+      <w:pPr>
+        <w:pStyle w:val="Subtitle"/>
+        <w:numPr>
+          <w:ilvl w:val="0"/>
+          <w:numId w:val="5"/>
+        </w:numPr>
+        <w:rPr/>
+      </w:pPr>
+      <w:bookmarkStart w:colFirst="0" w:colLast="0" w:name="_f1699ntq5i9n" w:id="5"/>
+      <w:bookmarkEnd w:id="5"/>
+      <w:r>
+        <w:rPr>
+          <w:rtl w:val="0"/>
+        </w:rPr>
+        <w:t xml:space="preserve">Entegrasyon Test Senaryoları</w:t>
+      </w:r>
+    </w:p>
+    <w:p>
+      <w:pPr>
+        <w:ind w:left="0" w:firstLine="0"/>
+        <w:rPr>
+          <w:rFonts w:ascii="Times New Roman" w:cs="Times New Roman" w:eastAsia="Times New Roman" w:hAnsi="Times New Roman"/>
+        </w:rPr>
+      </w:pPr>
+      <w:r>
         <w:rPr>
           <w:rFonts w:ascii="Times New Roman" w:cs="Times New Roman" w:eastAsia="Times New Roman" w:hAnsi="Times New Roman"/>
           <w:b w:val="1"/>
           <w:bCs w:val="1"/>
-        </w:rPr>
-      </w:pPr>
-      <w:r>
-        <w:rPr>
-          <w:rtl w:val="0"/>
-        </w:rPr>
-      </w:r>
-    </w:p>
-    <w:p>
-      <w:pPr>
-        <w:pStyle w:val="Subtitle"/>
-        <w:numPr>
-          <w:ilvl w:val="0"/>
-          <w:numId w:val="6"/>
-        </w:numPr>
+          <w:rtl w:val="0"/>
+        </w:rPr>
+        <w:tab/>
+        <w:tab/>
+      </w:r>
+      <w:r>
+        <w:rPr>
+          <w:rFonts w:ascii="Times New Roman" w:cs="Times New Roman" w:eastAsia="Times New Roman" w:hAnsi="Times New Roman"/>
+          <w:rtl w:val="0"/>
+        </w:rPr>
+        <w:t xml:space="preserve">Aşağıda yer alan Component Diagram ile senaryolar öncesi temel akış görülebilir:</w:t>
+      </w:r>
+    </w:p>
+    <w:p>
+      <w:pPr>
+        <w:ind w:left="0" w:firstLine="0"/>
+        <w:rPr>
+          <w:rFonts w:ascii="Times New Roman" w:cs="Times New Roman" w:eastAsia="Times New Roman" w:hAnsi="Times New Roman"/>
+        </w:rPr>
+      </w:pPr>
+      <w:r>
+        <w:rPr>
+          <w:rtl w:val="0"/>
+        </w:rPr>
+      </w:r>
+    </w:p>
+    <w:p>
+      <w:pPr>
+        <w:ind w:left="0" w:firstLine="0"/>
+        <w:rPr>
+          <w:rFonts w:ascii="Times New Roman" w:cs="Times New Roman" w:eastAsia="Times New Roman" w:hAnsi="Times New Roman"/>
+        </w:rPr>
+      </w:pPr>
+      <w:r>
+        <w:rPr>
+          <w:rFonts w:ascii="Times New Roman" w:cs="Times New Roman" w:eastAsia="Times New Roman" w:hAnsi="Times New Roman"/>
+          <w:rtl w:val="0"/>
+        </w:rPr>
+        <w:tab/>
+        <w:tab/>
+      </w:r>
+      <w:hyperlink r:id="rId6">
+        <w:r>
+          <w:rPr>
+            <w:rFonts w:ascii="Times New Roman" w:cs="Times New Roman" w:eastAsia="Times New Roman" w:hAnsi="Times New Roman"/>
+            <w:color w:val="0000ee"/>
+            <w:u w:val="single"/>
+            <w:rtl w:val="0"/>
+          </w:rPr>
+          <w:t xml:space="preserve">Component Diagram.png</w:t>
+        </w:r>
+      </w:hyperlink>
+      <w:r>
+        <w:rPr>
+          <w:rtl w:val="0"/>
+        </w:rPr>
+      </w:r>
+    </w:p>
+    <w:p>
+      <w:pPr>
+        <w:ind w:left="0" w:firstLine="0"/>
         <w:rPr>
           <w:rFonts w:ascii="Times New Roman" w:cs="Times New Roman" w:eastAsia="Times New Roman" w:hAnsi="Times New Roman"/>
           <w:b w:val="1"/>
           <w:bCs w:val="1"/>
-          <w:sz w:val="24"/>
-          <w:szCs w:val="24"/>
-        </w:rPr>
-      </w:pPr>
-      <w:bookmarkStart w:colFirst="0" w:colLast="0" w:name="_6369rixmaf04" w:id="2"/>
-      <w:bookmarkEnd w:id="2"/>
-      <w:r>
-        <w:rPr>
-          <w:rtl w:val="0"/>
-        </w:rPr>
-        <w:t xml:space="preserve">Amaç ve Kapsam </w:t>
-      </w:r>
-    </w:p>
-    <w:p>
-      <w:pPr>
-        <w:ind w:left="720" w:firstLine="720"/>
-        <w:rPr>
-          <w:rFonts w:ascii="Times New Roman" w:cs="Times New Roman" w:eastAsia="Times New Roman" w:hAnsi="Times New Roman"/>
-        </w:rPr>
-      </w:pPr>
-      <w:r>
-        <w:rPr>
-          <w:rFonts w:ascii="Times New Roman" w:cs="Times New Roman" w:eastAsia="Times New Roman" w:hAnsi="Times New Roman"/>
-          <w:rtl w:val="0"/>
-        </w:rPr>
-        <w:t xml:space="preserve">Bu doküman, sistemin modüller arası entegrasyonun doğrulanması için gerekli senaryoları, test vakalarını, test ortamını ve planlamayı tanımlar. Kapsamı SRS’teki FR1–FR10 ve Sprint 2’de tanımlanan DT_FR1–DT_FR10 gereksinimleriyle ilişkili entegrasyon noktalarıdır.</w:t>
-      </w:r>
-    </w:p>
-    <w:p>
-      <w:pPr>
-        <w:rPr>
-          <w:rFonts w:ascii="Times New Roman" w:cs="Times New Roman" w:eastAsia="Times New Roman" w:hAnsi="Times New Roman"/>
-        </w:rPr>
-      </w:pPr>
-      <w:r>
-        <w:rPr>
-          <w:rtl w:val="0"/>
-        </w:rPr>
-      </w:r>
-    </w:p>
-    <w:p>
-      <w:pPr>
-        <w:pStyle w:val="Subtitle"/>
+        </w:rPr>
+      </w:pPr>
+      <w:r>
+        <w:rPr>
+          <w:rtl w:val="0"/>
+        </w:rPr>
+      </w:r>
+    </w:p>
+    <w:p>
+      <w:pPr>
         <w:numPr>
           <w:ilvl w:val="0"/>
-          <w:numId w:val="3"/>
-        </w:numPr>
-        <w:spacing w:after="0" w:afterAutospacing="0"/>
+          <w:numId w:val="9"/>
+        </w:numPr>
+        <w:ind w:left="1440" w:hanging="360"/>
         <w:rPr>
           <w:rFonts w:ascii="Times New Roman" w:cs="Times New Roman" w:eastAsia="Times New Roman" w:hAnsi="Times New Roman"/>
           <w:b w:val="1"/>
           <w:bCs w:val="1"/>
-          <w:sz w:val="24"/>
-          <w:szCs w:val="24"/>
-        </w:rPr>
-      </w:pPr>
-      <w:bookmarkStart w:colFirst="0" w:colLast="0" w:name="_u0vinyldh87t" w:id="3"/>
-      <w:bookmarkEnd w:id="3"/>
-      <w:r>
-        <w:rPr>
-          <w:rtl w:val="0"/>
-        </w:rPr>
-        <w:t xml:space="preserve">Hedefler ve Kabul Kriterleri</w:t>
-      </w:r>
-    </w:p>
-    <w:p>
-      <w:pPr>
-        <w:numPr>
-          <w:ilvl w:val="0"/>
-          <w:numId w:val="13"/>
-        </w:numPr>
-        <w:ind w:left="1440" w:hanging="360"/>
-        <w:rPr>
-          <w:rFonts w:ascii="Times New Roman" w:cs="Times New Roman" w:eastAsia="Times New Roman" w:hAnsi="Times New Roman"/>
-        </w:rPr>
-      </w:pPr>
-      <w:r>
-        <w:rPr>
-          <w:rFonts w:ascii="Times New Roman" w:cs="Times New Roman" w:eastAsia="Times New Roman" w:hAnsi="Times New Roman"/>
-          <w:rtl w:val="0"/>
-        </w:rPr>
-        <w:t xml:space="preserve">Her entegrasyon akışının uçtan uca çalıştığı doğrulanacak.</w:t>
-      </w:r>
-    </w:p>
-    <w:p>
-      <w:pPr>
-        <w:numPr>
-          <w:ilvl w:val="0"/>
-          <w:numId w:val="13"/>
-        </w:numPr>
-        <w:ind w:left="1440" w:hanging="360"/>
-        <w:rPr>
-          <w:rFonts w:ascii="Times New Roman" w:cs="Times New Roman" w:eastAsia="Times New Roman" w:hAnsi="Times New Roman"/>
-        </w:rPr>
-      </w:pPr>
-      <w:r>
-        <w:rPr>
-          <w:rFonts w:ascii="Gungsuh" w:cs="Gungsuh" w:eastAsia="Gungsuh" w:hAnsi="Gungsuh"/>
-          <w:rtl w:val="0"/>
-        </w:rPr>
-        <w:t xml:space="preserve">Performans hedefleri (TAR v1.1): IDS p95 ≤ 2s; Inference p95 ≤ 5s (GPU ile); Phishing ≤ 30s; PDF render ≤ 15s (prototip hedef).</w:t>
-      </w:r>
-    </w:p>
-    <w:p>
-      <w:pPr>
-        <w:numPr>
-          <w:ilvl w:val="0"/>
-          <w:numId w:val="13"/>
-        </w:numPr>
-        <w:ind w:left="1440" w:hanging="360"/>
-        <w:rPr>
-          <w:rFonts w:ascii="Times New Roman" w:cs="Times New Roman" w:eastAsia="Times New Roman" w:hAnsi="Times New Roman"/>
-        </w:rPr>
-      </w:pPr>
-      <w:r>
-        <w:rPr>
-          <w:rFonts w:ascii="Times New Roman" w:cs="Times New Roman" w:eastAsia="Times New Roman" w:hAnsi="Times New Roman"/>
-          <w:rtl w:val="0"/>
-        </w:rPr>
-        <w:t xml:space="preserve">Güvenlik/uyumluluk: Tüm iletişim TLS ile, 2FA çalışıyor, veri anonimleştirme gerektiğinde uygulandı.</w:t>
-      </w:r>
-    </w:p>
-    <w:p>
-      <w:pPr>
-        <w:numPr>
-          <w:ilvl w:val="0"/>
-          <w:numId w:val="13"/>
-        </w:numPr>
-        <w:ind w:left="1440" w:hanging="360"/>
-        <w:rPr>
-          <w:rFonts w:ascii="Times New Roman" w:cs="Times New Roman" w:eastAsia="Times New Roman" w:hAnsi="Times New Roman"/>
-        </w:rPr>
-      </w:pPr>
-      <w:r>
-        <w:rPr>
-          <w:rFonts w:ascii="Times New Roman" w:cs="Times New Roman" w:eastAsia="Times New Roman" w:hAnsi="Times New Roman"/>
-          <w:rtl w:val="0"/>
-        </w:rPr>
-        <w:t xml:space="preserve">Kabul kriterleri: Belirtilen ölçülebilir hedefler sağlanır, kritik iş akışları hatasız çalışır, test kayıtları ve loglar sağlanır.</w:t>
-      </w:r>
-    </w:p>
-    <w:p>
-      <w:pPr>
-        <w:rPr>
-          <w:rFonts w:ascii="Times New Roman" w:cs="Times New Roman" w:eastAsia="Times New Roman" w:hAnsi="Times New Roman"/>
-        </w:rPr>
-      </w:pPr>
-      <w:r>
-        <w:rPr>
-          <w:rtl w:val="0"/>
-        </w:rPr>
-      </w:r>
-    </w:p>
-    <w:p>
-      <w:pPr>
-        <w:pStyle w:val="Subtitle"/>
-        <w:numPr>
-          <w:ilvl w:val="0"/>
-          <w:numId w:val="14"/>
-        </w:numPr>
-        <w:spacing w:after="0" w:afterAutospacing="0"/>
+        </w:rPr>
+      </w:pPr>
+      <w:r>
         <w:rPr>
           <w:rFonts w:ascii="Times New Roman" w:cs="Times New Roman" w:eastAsia="Times New Roman" w:hAnsi="Times New Roman"/>
           <w:b w:val="1"/>
           <w:bCs w:val="1"/>
-          <w:sz w:val="24"/>
-          <w:szCs w:val="24"/>
-        </w:rPr>
-      </w:pPr>
-      <w:bookmarkStart w:colFirst="0" w:colLast="0" w:name="_7gpiziw5n6in" w:id="4"/>
-      <w:bookmarkEnd w:id="4"/>
-      <w:r>
-        <w:rPr>
-          <w:rtl w:val="0"/>
-        </w:rPr>
-        <w:t xml:space="preserve">Test Ortamı ve Önkoşullar</w:t>
+          <w:rtl w:val="0"/>
+        </w:rPr>
+        <w:t xml:space="preserve">Senaryo INT-01 — Blacklist CRUD entegrasyonu</w:t>
+      </w:r>
+    </w:p>
+    <w:p>
+      <w:pPr>
+        <w:numPr>
+          <w:ilvl w:val="1"/>
+          <w:numId w:val="9"/>
+        </w:numPr>
+        <w:ind w:left="2160" w:hanging="360"/>
+        <w:rPr>
+          <w:rFonts w:ascii="Times New Roman" w:cs="Times New Roman" w:eastAsia="Times New Roman" w:hAnsi="Times New Roman"/>
+        </w:rPr>
+      </w:pPr>
+      <w:r>
+        <w:rPr>
+          <w:rFonts w:ascii="Times New Roman" w:cs="Times New Roman" w:eastAsia="Times New Roman" w:hAnsi="Times New Roman"/>
+          <w:rtl w:val="0"/>
+        </w:rPr>
+        <w:t xml:space="preserve">Bağlı: DT_FR1 ← HL_FR1</w:t>
+      </w:r>
+    </w:p>
+    <w:p>
+      <w:pPr>
+        <w:numPr>
+          <w:ilvl w:val="1"/>
+          <w:numId w:val="9"/>
+        </w:numPr>
+        <w:ind w:left="2160" w:hanging="360"/>
+        <w:rPr>
+          <w:rFonts w:ascii="Times New Roman" w:cs="Times New Roman" w:eastAsia="Times New Roman" w:hAnsi="Times New Roman"/>
+        </w:rPr>
+      </w:pPr>
+      <w:r>
+        <w:rPr>
+          <w:rFonts w:ascii="Times New Roman" w:cs="Times New Roman" w:eastAsia="Times New Roman" w:hAnsi="Times New Roman"/>
+          <w:rtl w:val="0"/>
+        </w:rPr>
+        <w:t xml:space="preserve">Tip: Functional / Integration</w:t>
+      </w:r>
+    </w:p>
+    <w:p>
+      <w:pPr>
+        <w:numPr>
+          <w:ilvl w:val="1"/>
+          <w:numId w:val="9"/>
+        </w:numPr>
+        <w:ind w:left="2160" w:hanging="360"/>
+        <w:rPr>
+          <w:rFonts w:ascii="Times New Roman" w:cs="Times New Roman" w:eastAsia="Times New Roman" w:hAnsi="Times New Roman"/>
+        </w:rPr>
+      </w:pPr>
+      <w:r>
+        <w:rPr>
+          <w:rFonts w:ascii="Times New Roman" w:cs="Times New Roman" w:eastAsia="Times New Roman" w:hAnsi="Times New Roman"/>
+          <w:rtl w:val="0"/>
+        </w:rPr>
+        <w:t xml:space="preserve">Amaç: UI/API üzerinden blacklist eklenince DB’ye kaydedildiğini, duplicate kontrolü ve audit log oluştuğunu doğrula.</w:t>
+      </w:r>
+    </w:p>
+    <w:p>
+      <w:pPr>
+        <w:numPr>
+          <w:ilvl w:val="1"/>
+          <w:numId w:val="9"/>
+        </w:numPr>
+        <w:ind w:left="2160" w:hanging="360"/>
+        <w:rPr>
+          <w:rFonts w:ascii="Times New Roman" w:cs="Times New Roman" w:eastAsia="Times New Roman" w:hAnsi="Times New Roman"/>
+        </w:rPr>
+      </w:pPr>
+      <w:r>
+        <w:rPr>
+          <w:rFonts w:ascii="Times New Roman" w:cs="Times New Roman" w:eastAsia="Times New Roman" w:hAnsi="Times New Roman"/>
+          <w:rtl w:val="0"/>
+        </w:rPr>
+        <w:t xml:space="preserve">Ölçüt: Eklenen IP DB'de görünür, duplicate durumda 409 response, audit kaydı mevcut.</w:t>
       </w:r>
     </w:p>
     <w:p>
       <w:pPr>
         <w:numPr>
           <w:ilvl w:val="0"/>
-          <w:numId w:val="1"/>
-        </w:numPr>
-        <w:ind w:left="1440" w:hanging="360"/>
-        <w:rPr>
-          <w:rFonts w:ascii="Times New Roman" w:cs="Times New Roman" w:eastAsia="Times New Roman" w:hAnsi="Times New Roman"/>
-        </w:rPr>
-      </w:pPr>
-      <w:r>
-        <w:rPr>
-          <w:rFonts w:ascii="Times New Roman" w:cs="Times New Roman" w:eastAsia="Times New Roman" w:hAnsi="Times New Roman"/>
-          <w:rtl w:val="0"/>
-        </w:rPr>
-        <w:t xml:space="preserve">Yazılım bileşenleri (prototip stack):</w:t>
-      </w:r>
-    </w:p>
-    <w:p>
-      <w:pPr>
-        <w:numPr>
-          <w:ilvl w:val="1"/>
-          <w:numId w:val="1"/>
-        </w:numPr>
-        <w:ind w:left="2160" w:hanging="360"/>
-        <w:rPr>
-          <w:rFonts w:ascii="Times New Roman" w:cs="Times New Roman" w:eastAsia="Times New Roman" w:hAnsi="Times New Roman"/>
-        </w:rPr>
-      </w:pPr>
-      <w:r>
-        <w:rPr>
-          <w:rFonts w:ascii="Times New Roman" w:cs="Times New Roman" w:eastAsia="Times New Roman" w:hAnsi="Times New Roman"/>
-          <w:rtl w:val="0"/>
-        </w:rPr>
-        <w:t xml:space="preserve">Django, MySQL, Celery + Redis, Docker Container runtime, Headless Chromium worker</w:t>
-      </w:r>
-    </w:p>
-    <w:p>
-      <w:pPr>
-        <w:numPr>
-          <w:ilvl w:val="0"/>
-          <w:numId w:val="1"/>
-        </w:numPr>
-        <w:ind w:left="1440" w:hanging="360"/>
-        <w:rPr>
-          <w:rFonts w:ascii="Times New Roman" w:cs="Times New Roman" w:eastAsia="Times New Roman" w:hAnsi="Times New Roman"/>
-        </w:rPr>
-      </w:pPr>
-      <w:r>
-        <w:rPr>
-          <w:rFonts w:ascii="Times New Roman" w:cs="Times New Roman" w:eastAsia="Times New Roman" w:hAnsi="Times New Roman"/>
-          <w:rtl w:val="0"/>
-        </w:rPr>
-        <w:t xml:space="preserve">Ağ / Güvenlik:</w:t>
-      </w:r>
-    </w:p>
-    <w:p>
-      <w:pPr>
-        <w:numPr>
-          <w:ilvl w:val="1"/>
-          <w:numId w:val="1"/>
-        </w:numPr>
-        <w:ind w:left="2160" w:hanging="360"/>
-        <w:rPr>
-          <w:rFonts w:ascii="Times New Roman" w:cs="Times New Roman" w:eastAsia="Times New Roman" w:hAnsi="Times New Roman"/>
-        </w:rPr>
-      </w:pPr>
-      <w:r>
-        <w:rPr>
-          <w:rFonts w:ascii="Times New Roman" w:cs="Times New Roman" w:eastAsia="Times New Roman" w:hAnsi="Times New Roman"/>
-          <w:rtl w:val="0"/>
-        </w:rPr>
-        <w:t xml:space="preserve">TLS etkin, sandbox ağ izinleri kısıtlı, webhooks için izinli ID/IP listesi testte konfigüre edilecek.</w:t>
-      </w:r>
-    </w:p>
-    <w:p>
-      <w:pPr>
-        <w:numPr>
-          <w:ilvl w:val="0"/>
-          <w:numId w:val="1"/>
-        </w:numPr>
-        <w:ind w:left="1440" w:hanging="360"/>
-        <w:rPr>
-          <w:rFonts w:ascii="Times New Roman" w:cs="Times New Roman" w:eastAsia="Times New Roman" w:hAnsi="Times New Roman"/>
-        </w:rPr>
-      </w:pPr>
-      <w:r>
-        <w:rPr>
-          <w:rFonts w:ascii="Times New Roman" w:cs="Times New Roman" w:eastAsia="Times New Roman" w:hAnsi="Times New Roman"/>
-          <w:rtl w:val="0"/>
-        </w:rPr>
-        <w:t xml:space="preserve">Test veri setleri:</w:t>
-      </w:r>
-    </w:p>
-    <w:p>
-      <w:pPr>
-        <w:numPr>
-          <w:ilvl w:val="1"/>
-          <w:numId w:val="1"/>
-        </w:numPr>
-        <w:ind w:left="2160" w:hanging="360"/>
-        <w:rPr>
-          <w:rFonts w:ascii="Times New Roman" w:cs="Times New Roman" w:eastAsia="Times New Roman" w:hAnsi="Times New Roman"/>
-        </w:rPr>
-      </w:pPr>
-      <w:r>
-        <w:rPr>
-          <w:rFonts w:ascii="Times New Roman" w:cs="Times New Roman" w:eastAsia="Times New Roman" w:hAnsi="Times New Roman"/>
-          <w:rtl w:val="0"/>
-        </w:rPr>
-        <w:t xml:space="preserve">Test CVE feed örnekleri (NVD sample JSON), küçük PE sample set (label’lı), test mailbox (Gmail/Office 365 test account), IDS alert sample generator.</w:t>
-      </w:r>
-    </w:p>
-    <w:p>
-      <w:pPr>
-        <w:numPr>
-          <w:ilvl w:val="0"/>
-          <w:numId w:val="1"/>
-        </w:numPr>
-        <w:ind w:left="1440" w:hanging="360"/>
-        <w:rPr>
-          <w:rFonts w:ascii="Times New Roman" w:cs="Times New Roman" w:eastAsia="Times New Roman" w:hAnsi="Times New Roman"/>
-        </w:rPr>
-      </w:pPr>
-      <w:r>
-        <w:rPr>
-          <w:rFonts w:ascii="Times New Roman" w:cs="Times New Roman" w:eastAsia="Times New Roman" w:hAnsi="Times New Roman"/>
-          <w:rtl w:val="0"/>
-        </w:rPr>
-        <w:t xml:space="preserve">Önkoşullar:</w:t>
-      </w:r>
-    </w:p>
-    <w:p>
-      <w:pPr>
-        <w:numPr>
-          <w:ilvl w:val="1"/>
-          <w:numId w:val="1"/>
-        </w:numPr>
-        <w:ind w:left="2160" w:hanging="360"/>
-        <w:rPr>
-          <w:rFonts w:ascii="Times New Roman" w:cs="Times New Roman" w:eastAsia="Times New Roman" w:hAnsi="Times New Roman"/>
-        </w:rPr>
-      </w:pPr>
-      <w:r>
-        <w:rPr>
-          <w:rFonts w:ascii="Times New Roman" w:cs="Times New Roman" w:eastAsia="Times New Roman" w:hAnsi="Times New Roman"/>
-          <w:rtl w:val="0"/>
-        </w:rPr>
-        <w:t xml:space="preserve">Tüm servisler ayakta ve temel smoke testi geçmiş olmalı.</w:t>
-      </w:r>
-    </w:p>
-    <w:p>
-      <w:pPr>
-        <w:numPr>
-          <w:ilvl w:val="1"/>
-          <w:numId w:val="1"/>
-        </w:numPr>
-        <w:ind w:left="2160" w:hanging="360"/>
-        <w:rPr>
-          <w:rFonts w:ascii="Times New Roman" w:cs="Times New Roman" w:eastAsia="Times New Roman" w:hAnsi="Times New Roman"/>
-        </w:rPr>
-      </w:pPr>
-      <w:r>
-        <w:rPr>
-          <w:rFonts w:ascii="Times New Roman" w:cs="Times New Roman" w:eastAsia="Times New Roman" w:hAnsi="Times New Roman"/>
-          <w:rtl w:val="0"/>
-        </w:rPr>
-        <w:t xml:space="preserve">Test hesapları (Admin/Analyst/ReadOnly) oluşturulmuş ve 2FA konfigüre edilmiş olmalı.</w:t>
-      </w:r>
-    </w:p>
-    <w:p>
-      <w:pPr>
-        <w:numPr>
-          <w:ilvl w:val="1"/>
-          <w:numId w:val="1"/>
-        </w:numPr>
-        <w:ind w:left="2160" w:hanging="360"/>
-        <w:rPr>
-          <w:rFonts w:ascii="Times New Roman" w:cs="Times New Roman" w:eastAsia="Times New Roman" w:hAnsi="Times New Roman"/>
-        </w:rPr>
-      </w:pPr>
-      <w:r>
-        <w:rPr>
-          <w:rFonts w:ascii="Times New Roman" w:cs="Times New Roman" w:eastAsia="Times New Roman" w:hAnsi="Times New Roman"/>
-          <w:rtl w:val="0"/>
-        </w:rPr>
-        <w:t xml:space="preserve">Sandbox şablonları hazır olmalı.</w:t>
-      </w:r>
-    </w:p>
-    <w:p>
-      <w:pPr>
-        <w:rPr>
-          <w:rFonts w:ascii="Times New Roman" w:cs="Times New Roman" w:eastAsia="Times New Roman" w:hAnsi="Times New Roman"/>
-        </w:rPr>
-      </w:pPr>
-      <w:r>
-        <w:rPr>
-          <w:rtl w:val="0"/>
-        </w:rPr>
-      </w:r>
-    </w:p>
-    <w:p>
-      <w:pPr>
-        <w:pStyle w:val="Subtitle"/>
-        <w:numPr>
-          <w:ilvl w:val="0"/>
-          <w:numId w:val="11"/>
-        </w:numPr>
-        <w:spacing w:after="0" w:afterAutospacing="0"/>
+          <w:numId w:val="9"/>
+        </w:numPr>
+        <w:ind w:left="1440" w:hanging="360"/>
         <w:rPr>
           <w:rFonts w:ascii="Times New Roman" w:cs="Times New Roman" w:eastAsia="Times New Roman" w:hAnsi="Times New Roman"/>
           <w:b w:val="1"/>
           <w:bCs w:val="1"/>
-          <w:sz w:val="24"/>
-          <w:szCs w:val="24"/>
-        </w:rPr>
-      </w:pPr>
-      <w:bookmarkStart w:colFirst="0" w:colLast="0" w:name="_ehwnljb9gy6d" w:id="5"/>
-      <w:bookmarkEnd w:id="5"/>
-      <w:r>
-        <w:rPr>
-          <w:rtl w:val="0"/>
-        </w:rPr>
-        <w:t xml:space="preserve">Test Yaklaşımı ve Araçlar</w:t>
+        </w:rPr>
+      </w:pPr>
+      <w:r>
+        <w:rPr>
+          <w:rFonts w:ascii="Times New Roman" w:cs="Times New Roman" w:eastAsia="Times New Roman" w:hAnsi="Times New Roman"/>
+          <w:b w:val="1"/>
+          <w:bCs w:val="1"/>
+          <w:rtl w:val="0"/>
+        </w:rPr>
+        <w:t xml:space="preserve">Senaryo INT-02 — CVE Fetcher</w:t>
+      </w:r>
+    </w:p>
+    <w:p>
+      <w:pPr>
+        <w:numPr>
+          <w:ilvl w:val="1"/>
+          <w:numId w:val="9"/>
+        </w:numPr>
+        <w:ind w:left="2160" w:hanging="360"/>
+        <w:rPr>
+          <w:rFonts w:ascii="Times New Roman" w:cs="Times New Roman" w:eastAsia="Times New Roman" w:hAnsi="Times New Roman"/>
+        </w:rPr>
+      </w:pPr>
+      <w:r>
+        <w:rPr>
+          <w:rFonts w:ascii="Times New Roman" w:cs="Times New Roman" w:eastAsia="Times New Roman" w:hAnsi="Times New Roman"/>
+          <w:rtl w:val="0"/>
+        </w:rPr>
+        <w:t xml:space="preserve">Bağlı: DT_FR2 ← HL_FR2</w:t>
+      </w:r>
+    </w:p>
+    <w:p>
+      <w:pPr>
+        <w:numPr>
+          <w:ilvl w:val="1"/>
+          <w:numId w:val="9"/>
+        </w:numPr>
+        <w:ind w:left="2160" w:hanging="360"/>
+        <w:rPr>
+          <w:rFonts w:ascii="Times New Roman" w:cs="Times New Roman" w:eastAsia="Times New Roman" w:hAnsi="Times New Roman"/>
+        </w:rPr>
+      </w:pPr>
+      <w:r>
+        <w:rPr>
+          <w:rFonts w:ascii="Times New Roman" w:cs="Times New Roman" w:eastAsia="Times New Roman" w:hAnsi="Times New Roman"/>
+          <w:rtl w:val="0"/>
+        </w:rPr>
+        <w:t xml:space="preserve">Tip: Functional / Integration</w:t>
+      </w:r>
+    </w:p>
+    <w:p>
+      <w:pPr>
+        <w:numPr>
+          <w:ilvl w:val="1"/>
+          <w:numId w:val="9"/>
+        </w:numPr>
+        <w:ind w:left="2160" w:hanging="360"/>
+        <w:rPr>
+          <w:rFonts w:ascii="Times New Roman" w:cs="Times New Roman" w:eastAsia="Times New Roman" w:hAnsi="Times New Roman"/>
+        </w:rPr>
+      </w:pPr>
+      <w:r>
+        <w:rPr>
+          <w:rFonts w:ascii="Times New Roman" w:cs="Times New Roman" w:eastAsia="Times New Roman" w:hAnsi="Times New Roman"/>
+          <w:rtl w:val="0"/>
+        </w:rPr>
+        <w:t xml:space="preserve">Amaç: Scheduler tetiklendiğinde NVD örnek feed alınıp normalize edilip eşleşen asset için vulnerability record oluşturulsun.</w:t>
+      </w:r>
+    </w:p>
+    <w:p>
+      <w:pPr>
+        <w:numPr>
+          <w:ilvl w:val="1"/>
+          <w:numId w:val="9"/>
+        </w:numPr>
+        <w:ind w:left="2160" w:hanging="360"/>
+        <w:rPr>
+          <w:rFonts w:ascii="Times New Roman" w:cs="Times New Roman" w:eastAsia="Times New Roman" w:hAnsi="Times New Roman"/>
+        </w:rPr>
+      </w:pPr>
+      <w:r>
+        <w:rPr>
+          <w:rFonts w:ascii="Times New Roman" w:cs="Times New Roman" w:eastAsia="Times New Roman" w:hAnsi="Times New Roman"/>
+          <w:rtl w:val="0"/>
+        </w:rPr>
+        <w:t xml:space="preserve">Ölçüt: Yeni CVE DB’ye işlenmiş, eşleşen asset bildirimi oluşturulmuş.</w:t>
       </w:r>
     </w:p>
     <w:p>
       <w:pPr>
         <w:numPr>
           <w:ilvl w:val="0"/>
-          <w:numId w:val="12"/>
-        </w:numPr>
-        <w:ind w:left="1440" w:hanging="360"/>
-        <w:rPr>
-          <w:rFonts w:ascii="Times New Roman" w:cs="Times New Roman" w:eastAsia="Times New Roman" w:hAnsi="Times New Roman"/>
-        </w:rPr>
-      </w:pPr>
-      <w:r>
-        <w:rPr>
-          <w:rFonts w:ascii="Times New Roman" w:cs="Times New Roman" w:eastAsia="Times New Roman" w:hAnsi="Times New Roman"/>
-          <w:rtl w:val="0"/>
-        </w:rPr>
-        <w:t xml:space="preserve">Yaklaşım:</w:t>
-      </w:r>
-    </w:p>
-    <w:p>
-      <w:pPr>
-        <w:numPr>
-          <w:ilvl w:val="1"/>
-          <w:numId w:val="12"/>
-        </w:numPr>
-        <w:ind w:left="2160" w:hanging="360"/>
-        <w:rPr>
-          <w:rFonts w:ascii="Times New Roman" w:cs="Times New Roman" w:eastAsia="Times New Roman" w:hAnsi="Times New Roman"/>
-        </w:rPr>
-      </w:pPr>
-      <w:r>
-        <w:rPr>
-          <w:rFonts w:ascii="Times New Roman" w:cs="Times New Roman" w:eastAsia="Times New Roman" w:hAnsi="Times New Roman"/>
-          <w:rtl w:val="0"/>
-        </w:rPr>
-        <w:t xml:space="preserve">Fonksiyonel entegrasyon testleri: API + worker entegrasyonu uçtan uca.</w:t>
-      </w:r>
-    </w:p>
-    <w:p>
-      <w:pPr>
-        <w:numPr>
-          <w:ilvl w:val="1"/>
-          <w:numId w:val="12"/>
-        </w:numPr>
-        <w:ind w:left="2160" w:hanging="360"/>
-        <w:rPr>
-          <w:rFonts w:ascii="Times New Roman" w:cs="Times New Roman" w:eastAsia="Times New Roman" w:hAnsi="Times New Roman"/>
-        </w:rPr>
-      </w:pPr>
-      <w:r>
-        <w:rPr>
-          <w:rFonts w:ascii="Times New Roman" w:cs="Times New Roman" w:eastAsia="Times New Roman" w:hAnsi="Times New Roman"/>
-          <w:rtl w:val="0"/>
-        </w:rPr>
-        <w:t xml:space="preserve">Otomasyon ile tekrar edilebilir testler (CI/CD entegrasyonları).</w:t>
-      </w:r>
-    </w:p>
-    <w:p>
-      <w:pPr>
-        <w:numPr>
-          <w:ilvl w:val="1"/>
-          <w:numId w:val="12"/>
-        </w:numPr>
-        <w:ind w:left="2160" w:hanging="360"/>
-        <w:rPr>
-          <w:rFonts w:ascii="Times New Roman" w:cs="Times New Roman" w:eastAsia="Times New Roman" w:hAnsi="Times New Roman"/>
-        </w:rPr>
-      </w:pPr>
-      <w:r>
-        <w:rPr>
-          <w:rFonts w:ascii="Times New Roman" w:cs="Times New Roman" w:eastAsia="Times New Roman" w:hAnsi="Times New Roman"/>
-          <w:rtl w:val="0"/>
-        </w:rPr>
-        <w:t xml:space="preserve">Performans/yük testleri ayrı set, yük altındaki davranış doğrulanacak.</w:t>
-      </w:r>
-    </w:p>
-    <w:p>
-      <w:pPr>
-        <w:numPr>
-          <w:ilvl w:val="1"/>
-          <w:numId w:val="12"/>
-        </w:numPr>
-        <w:ind w:left="2160" w:hanging="360"/>
-        <w:rPr>
-          <w:rFonts w:ascii="Times New Roman" w:cs="Times New Roman" w:eastAsia="Times New Roman" w:hAnsi="Times New Roman"/>
-        </w:rPr>
-      </w:pPr>
-      <w:r>
-        <w:rPr>
-          <w:rFonts w:ascii="Times New Roman" w:cs="Times New Roman" w:eastAsia="Times New Roman" w:hAnsi="Times New Roman"/>
-          <w:rtl w:val="0"/>
-        </w:rPr>
-        <w:t xml:space="preserve">Güvenlik testleri sınırlı kapsamda.</w:t>
+          <w:numId w:val="9"/>
+        </w:numPr>
+        <w:ind w:left="1440" w:hanging="360"/>
+        <w:rPr>
+          <w:rFonts w:ascii="Times New Roman" w:cs="Times New Roman" w:eastAsia="Times New Roman" w:hAnsi="Times New Roman"/>
+          <w:b w:val="1"/>
+          <w:bCs w:val="1"/>
+        </w:rPr>
+      </w:pPr>
+      <w:r>
+        <w:rPr>
+          <w:rFonts w:ascii="Times New Roman" w:cs="Times New Roman" w:eastAsia="Times New Roman" w:hAnsi="Times New Roman"/>
+          <w:b w:val="1"/>
+          <w:bCs w:val="1"/>
+          <w:rtl w:val="0"/>
+        </w:rPr>
+        <w:t xml:space="preserve">Senaryo INT-03 — IDS Webhook, Queue, Dashboard</w:t>
+      </w:r>
+    </w:p>
+    <w:p>
+      <w:pPr>
+        <w:numPr>
+          <w:ilvl w:val="1"/>
+          <w:numId w:val="9"/>
+        </w:numPr>
+        <w:ind w:left="2160" w:hanging="360"/>
+        <w:rPr>
+          <w:rFonts w:ascii="Times New Roman" w:cs="Times New Roman" w:eastAsia="Times New Roman" w:hAnsi="Times New Roman"/>
+        </w:rPr>
+      </w:pPr>
+      <w:r>
+        <w:rPr>
+          <w:rFonts w:ascii="Times New Roman" w:cs="Times New Roman" w:eastAsia="Times New Roman" w:hAnsi="Times New Roman"/>
+          <w:rtl w:val="0"/>
+        </w:rPr>
+        <w:t xml:space="preserve">Bağlı: DT_FR4 ← HL_FR4</w:t>
+      </w:r>
+    </w:p>
+    <w:p>
+      <w:pPr>
+        <w:numPr>
+          <w:ilvl w:val="1"/>
+          <w:numId w:val="9"/>
+        </w:numPr>
+        <w:ind w:left="2160" w:hanging="360"/>
+        <w:rPr>
+          <w:rFonts w:ascii="Times New Roman" w:cs="Times New Roman" w:eastAsia="Times New Roman" w:hAnsi="Times New Roman"/>
+        </w:rPr>
+      </w:pPr>
+      <w:r>
+        <w:rPr>
+          <w:rFonts w:ascii="Times New Roman" w:cs="Times New Roman" w:eastAsia="Times New Roman" w:hAnsi="Times New Roman"/>
+          <w:rtl w:val="0"/>
+        </w:rPr>
+        <w:t xml:space="preserve">Tip: Functional + Performance</w:t>
+      </w:r>
+    </w:p>
+    <w:p>
+      <w:pPr>
+        <w:numPr>
+          <w:ilvl w:val="1"/>
+          <w:numId w:val="9"/>
+        </w:numPr>
+        <w:ind w:left="2160" w:hanging="360"/>
+        <w:rPr>
+          <w:rFonts w:ascii="Times New Roman" w:cs="Times New Roman" w:eastAsia="Times New Roman" w:hAnsi="Times New Roman"/>
+        </w:rPr>
+      </w:pPr>
+      <w:r>
+        <w:rPr>
+          <w:rFonts w:ascii="Times New Roman" w:cs="Times New Roman" w:eastAsia="Times New Roman" w:hAnsi="Times New Roman"/>
+          <w:rtl w:val="0"/>
+        </w:rPr>
+        <w:t xml:space="preserve">Amaç: Simüle IDS alert gönder, event işlenip dashboard’a p95 ≤ 2s içinde yansısın.</w:t>
+      </w:r>
+    </w:p>
+    <w:p>
+      <w:pPr>
+        <w:numPr>
+          <w:ilvl w:val="1"/>
+          <w:numId w:val="9"/>
+        </w:numPr>
+        <w:ind w:left="2160" w:hanging="360"/>
+        <w:rPr>
+          <w:rFonts w:ascii="Times New Roman" w:cs="Times New Roman" w:eastAsia="Times New Roman" w:hAnsi="Times New Roman"/>
+        </w:rPr>
+      </w:pPr>
+      <w:r>
+        <w:rPr>
+          <w:rFonts w:ascii="Times New Roman" w:cs="Times New Roman" w:eastAsia="Times New Roman" w:hAnsi="Times New Roman"/>
+          <w:rtl w:val="0"/>
+        </w:rPr>
+        <w:t xml:space="preserve">Ölçüt: Alarm alınma zamanından broadcast zamana kadar latency p95 ≤ 2s; normalizasyon alanları doğrulanmış.</w:t>
       </w:r>
     </w:p>
     <w:p>
       <w:pPr>
         <w:numPr>
           <w:ilvl w:val="0"/>
-          <w:numId w:val="12"/>
-        </w:numPr>
-        <w:ind w:left="1440" w:hanging="360"/>
-        <w:rPr>
-          <w:rFonts w:ascii="Times New Roman" w:cs="Times New Roman" w:eastAsia="Times New Roman" w:hAnsi="Times New Roman"/>
-        </w:rPr>
-      </w:pPr>
-      <w:r>
-        <w:rPr>
-          <w:rFonts w:ascii="Times New Roman" w:cs="Times New Roman" w:eastAsia="Times New Roman" w:hAnsi="Times New Roman"/>
-          <w:rtl w:val="0"/>
-        </w:rPr>
-        <w:t xml:space="preserve">Önerilen araçlar:</w:t>
-      </w:r>
-    </w:p>
-    <w:p>
-      <w:pPr>
-        <w:numPr>
-          <w:ilvl w:val="1"/>
-          <w:numId w:val="12"/>
-        </w:numPr>
-        <w:ind w:left="2160" w:hanging="360"/>
-        <w:rPr>
-          <w:rFonts w:ascii="Times New Roman" w:cs="Times New Roman" w:eastAsia="Times New Roman" w:hAnsi="Times New Roman"/>
-        </w:rPr>
-      </w:pPr>
-      <w:r>
-        <w:rPr>
-          <w:rFonts w:ascii="Times New Roman" w:cs="Times New Roman" w:eastAsia="Times New Roman" w:hAnsi="Times New Roman"/>
-          <w:rtl w:val="0"/>
-        </w:rPr>
-        <w:t xml:space="preserve">Test automation: pytest, requests, pytest-asyncio</w:t>
-      </w:r>
-    </w:p>
-    <w:p>
-      <w:pPr>
-        <w:numPr>
-          <w:ilvl w:val="1"/>
-          <w:numId w:val="12"/>
-        </w:numPr>
-        <w:ind w:left="2160" w:hanging="360"/>
-        <w:rPr>
-          <w:rFonts w:ascii="Times New Roman" w:cs="Times New Roman" w:eastAsia="Times New Roman" w:hAnsi="Times New Roman"/>
-        </w:rPr>
-      </w:pPr>
-      <w:r>
-        <w:rPr>
-          <w:rFonts w:ascii="Times New Roman" w:cs="Times New Roman" w:eastAsia="Times New Roman" w:hAnsi="Times New Roman"/>
-          <w:rtl w:val="0"/>
-        </w:rPr>
-        <w:t xml:space="preserve">API test/manuel: Postman Client API</w:t>
-      </w:r>
-    </w:p>
-    <w:p>
-      <w:pPr>
-        <w:numPr>
-          <w:ilvl w:val="1"/>
-          <w:numId w:val="12"/>
-        </w:numPr>
-        <w:ind w:left="2160" w:hanging="360"/>
-        <w:rPr>
-          <w:rFonts w:ascii="Times New Roman" w:cs="Times New Roman" w:eastAsia="Times New Roman" w:hAnsi="Times New Roman"/>
-        </w:rPr>
-      </w:pPr>
-      <w:r>
-        <w:rPr>
-          <w:rFonts w:ascii="Times New Roman" w:cs="Times New Roman" w:eastAsia="Times New Roman" w:hAnsi="Times New Roman"/>
-          <w:rtl w:val="0"/>
-        </w:rPr>
-        <w:t xml:space="preserve">UI  automation(gerekirse): Selenium</w:t>
-      </w:r>
-    </w:p>
-    <w:p>
-      <w:pPr>
-        <w:numPr>
-          <w:ilvl w:val="1"/>
-          <w:numId w:val="12"/>
-        </w:numPr>
-        <w:ind w:left="2160" w:hanging="360"/>
-        <w:rPr>
-          <w:rFonts w:ascii="Times New Roman" w:cs="Times New Roman" w:eastAsia="Times New Roman" w:hAnsi="Times New Roman"/>
-        </w:rPr>
-      </w:pPr>
-      <w:r>
-        <w:rPr>
-          <w:rFonts w:ascii="Times New Roman" w:cs="Times New Roman" w:eastAsia="Times New Roman" w:hAnsi="Times New Roman"/>
-          <w:rtl w:val="0"/>
-        </w:rPr>
-        <w:t xml:space="preserve">Load and performance: Locust veya k6</w:t>
-      </w:r>
-    </w:p>
-    <w:p>
-      <w:pPr>
-        <w:numPr>
-          <w:ilvl w:val="1"/>
-          <w:numId w:val="12"/>
-        </w:numPr>
-        <w:ind w:left="2160" w:hanging="360"/>
-        <w:rPr>
-          <w:rFonts w:ascii="Times New Roman" w:cs="Times New Roman" w:eastAsia="Times New Roman" w:hAnsi="Times New Roman"/>
-        </w:rPr>
-      </w:pPr>
-      <w:r>
-        <w:rPr>
-          <w:rFonts w:ascii="Times New Roman" w:cs="Times New Roman" w:eastAsia="Times New Roman" w:hAnsi="Times New Roman"/>
-          <w:rtl w:val="0"/>
-        </w:rPr>
-        <w:t xml:space="preserve">Log/metrics: Prometheus(varsa) veya basit log toplama</w:t>
-      </w:r>
-    </w:p>
-    <w:p>
-      <w:pPr>
-        <w:numPr>
-          <w:ilvl w:val="1"/>
-          <w:numId w:val="12"/>
-        </w:numPr>
-        <w:ind w:left="2160" w:hanging="360"/>
-        <w:rPr>
-          <w:rFonts w:ascii="Times New Roman" w:cs="Times New Roman" w:eastAsia="Times New Roman" w:hAnsi="Times New Roman"/>
-        </w:rPr>
-      </w:pPr>
-      <w:r>
-        <w:rPr>
-          <w:rFonts w:ascii="Times New Roman" w:cs="Times New Roman" w:eastAsia="Times New Roman" w:hAnsi="Times New Roman"/>
-          <w:rtl w:val="0"/>
-        </w:rPr>
-        <w:t xml:space="preserve">Security scan: OWASP ZAP</w:t>
-      </w:r>
-    </w:p>
-    <w:p>
-      <w:pPr>
-        <w:numPr>
-          <w:ilvl w:val="1"/>
-          <w:numId w:val="12"/>
-        </w:numPr>
-        <w:ind w:left="2160" w:hanging="360"/>
-        <w:rPr>
-          <w:rFonts w:ascii="Times New Roman" w:cs="Times New Roman" w:eastAsia="Times New Roman" w:hAnsi="Times New Roman"/>
-        </w:rPr>
-      </w:pPr>
-      <w:r>
-        <w:rPr>
-          <w:rFonts w:ascii="Times New Roman" w:cs="Times New Roman" w:eastAsia="Times New Roman" w:hAnsi="Times New Roman"/>
-          <w:rtl w:val="0"/>
-        </w:rPr>
-        <w:t xml:space="preserve">Queue monitoring: Celery Prometheus exporter</w:t>
+          <w:numId w:val="9"/>
+        </w:numPr>
+        <w:ind w:left="1440" w:hanging="360"/>
+        <w:rPr>
+          <w:rFonts w:ascii="Times New Roman" w:cs="Times New Roman" w:eastAsia="Times New Roman" w:hAnsi="Times New Roman"/>
+          <w:b w:val="1"/>
+          <w:bCs w:val="1"/>
+        </w:rPr>
+      </w:pPr>
+      <w:r>
+        <w:rPr>
+          <w:rFonts w:ascii="Times New Roman" w:cs="Times New Roman" w:eastAsia="Times New Roman" w:hAnsi="Times New Roman"/>
+          <w:b w:val="1"/>
+          <w:bCs w:val="1"/>
+          <w:rtl w:val="0"/>
+        </w:rPr>
+        <w:t xml:space="preserve">Senaryo INT-04 — File Upload, Malware Inference</w:t>
+      </w:r>
+    </w:p>
+    <w:p>
+      <w:pPr>
+        <w:numPr>
+          <w:ilvl w:val="1"/>
+          <w:numId w:val="9"/>
+        </w:numPr>
+        <w:ind w:left="2160" w:hanging="360"/>
+        <w:rPr>
+          <w:rFonts w:ascii="Times New Roman" w:cs="Times New Roman" w:eastAsia="Times New Roman" w:hAnsi="Times New Roman"/>
+        </w:rPr>
+      </w:pPr>
+      <w:r>
+        <w:rPr>
+          <w:rFonts w:ascii="Times New Roman" w:cs="Times New Roman" w:eastAsia="Times New Roman" w:hAnsi="Times New Roman"/>
+          <w:rtl w:val="0"/>
+        </w:rPr>
+        <w:t xml:space="preserve">Bağlı: DT_FR7 ← HL_FR7</w:t>
+      </w:r>
+    </w:p>
+    <w:p>
+      <w:pPr>
+        <w:numPr>
+          <w:ilvl w:val="1"/>
+          <w:numId w:val="9"/>
+        </w:numPr>
+        <w:ind w:left="2160" w:hanging="360"/>
+        <w:rPr>
+          <w:rFonts w:ascii="Times New Roman" w:cs="Times New Roman" w:eastAsia="Times New Roman" w:hAnsi="Times New Roman"/>
+        </w:rPr>
+      </w:pPr>
+      <w:r>
+        <w:rPr>
+          <w:rFonts w:ascii="Times New Roman" w:cs="Times New Roman" w:eastAsia="Times New Roman" w:hAnsi="Times New Roman"/>
+          <w:rtl w:val="0"/>
+        </w:rPr>
+        <w:t xml:space="preserve">Tip: Functional + Security + Performance</w:t>
+      </w:r>
+    </w:p>
+    <w:p>
+      <w:pPr>
+        <w:numPr>
+          <w:ilvl w:val="1"/>
+          <w:numId w:val="9"/>
+        </w:numPr>
+        <w:ind w:left="2160" w:hanging="360"/>
+        <w:rPr>
+          <w:rFonts w:ascii="Times New Roman" w:cs="Times New Roman" w:eastAsia="Times New Roman" w:hAnsi="Times New Roman"/>
+        </w:rPr>
+      </w:pPr>
+      <w:r>
+        <w:rPr>
+          <w:rFonts w:ascii="Times New Roman" w:cs="Times New Roman" w:eastAsia="Times New Roman" w:hAnsi="Times New Roman"/>
+          <w:rtl w:val="0"/>
+        </w:rPr>
+        <w:t xml:space="preserve">Amaç: Kullanıcı dosya yüklesin, sandboxed job çalışsın, parser hata oranı ≤ %1, inference sonucu kaydolup UI gösterilsin; p95 ≤ 5s (GPU).</w:t>
+      </w:r>
+    </w:p>
+    <w:p>
+      <w:pPr>
+        <w:numPr>
+          <w:ilvl w:val="1"/>
+          <w:numId w:val="9"/>
+        </w:numPr>
+        <w:ind w:left="2160" w:hanging="360"/>
+        <w:rPr>
+          <w:rFonts w:ascii="Times New Roman" w:cs="Times New Roman" w:eastAsia="Times New Roman" w:hAnsi="Times New Roman"/>
+        </w:rPr>
+      </w:pPr>
+      <w:r>
+        <w:rPr>
+          <w:rFonts w:ascii="Times New Roman" w:cs="Times New Roman" w:eastAsia="Times New Roman" w:hAnsi="Times New Roman"/>
+          <w:rtl w:val="0"/>
+        </w:rPr>
+        <w:t xml:space="preserve">Ölçüt: Parser error &lt; %1, inference sonucu DB’de.</w:t>
+      </w:r>
+    </w:p>
+    <w:p>
+      <w:pPr>
+        <w:numPr>
+          <w:ilvl w:val="0"/>
+          <w:numId w:val="9"/>
+        </w:numPr>
+        <w:ind w:left="1440" w:hanging="360"/>
+        <w:rPr>
+          <w:rFonts w:ascii="Times New Roman" w:cs="Times New Roman" w:eastAsia="Times New Roman" w:hAnsi="Times New Roman"/>
+          <w:b w:val="1"/>
+          <w:bCs w:val="1"/>
+        </w:rPr>
+      </w:pPr>
+      <w:r>
+        <w:rPr>
+          <w:rFonts w:ascii="Times New Roman" w:cs="Times New Roman" w:eastAsia="Times New Roman" w:hAnsi="Times New Roman"/>
+          <w:b w:val="1"/>
+          <w:bCs w:val="1"/>
+          <w:rtl w:val="0"/>
+        </w:rPr>
+        <w:t xml:space="preserve">Senaryo INT-05 — Phishing Mail Connect, Attachment Scanning</w:t>
+      </w:r>
+    </w:p>
+    <w:p>
+      <w:pPr>
+        <w:numPr>
+          <w:ilvl w:val="1"/>
+          <w:numId w:val="9"/>
+        </w:numPr>
+        <w:ind w:left="2160" w:hanging="360"/>
+        <w:rPr>
+          <w:rFonts w:ascii="Times New Roman" w:cs="Times New Roman" w:eastAsia="Times New Roman" w:hAnsi="Times New Roman"/>
+        </w:rPr>
+      </w:pPr>
+      <w:r>
+        <w:rPr>
+          <w:rFonts w:ascii="Times New Roman" w:cs="Times New Roman" w:eastAsia="Times New Roman" w:hAnsi="Times New Roman"/>
+          <w:rtl w:val="0"/>
+        </w:rPr>
+        <w:t xml:space="preserve">Bağlı: DT_FR6 ← HL_FR6</w:t>
+      </w:r>
+    </w:p>
+    <w:p>
+      <w:pPr>
+        <w:numPr>
+          <w:ilvl w:val="1"/>
+          <w:numId w:val="9"/>
+        </w:numPr>
+        <w:ind w:left="2160" w:hanging="360"/>
+        <w:rPr>
+          <w:rFonts w:ascii="Times New Roman" w:cs="Times New Roman" w:eastAsia="Times New Roman" w:hAnsi="Times New Roman"/>
+        </w:rPr>
+      </w:pPr>
+      <w:r>
+        <w:rPr>
+          <w:rFonts w:ascii="Times New Roman" w:cs="Times New Roman" w:eastAsia="Times New Roman" w:hAnsi="Times New Roman"/>
+          <w:rtl w:val="0"/>
+        </w:rPr>
+        <w:t xml:space="preserve">Tip: Functional / Integration / Privacy</w:t>
+      </w:r>
+    </w:p>
+    <w:p>
+      <w:pPr>
+        <w:numPr>
+          <w:ilvl w:val="1"/>
+          <w:numId w:val="9"/>
+        </w:numPr>
+        <w:ind w:left="2160" w:hanging="360"/>
+        <w:rPr>
+          <w:rFonts w:ascii="Times New Roman" w:cs="Times New Roman" w:eastAsia="Times New Roman" w:hAnsi="Times New Roman"/>
+        </w:rPr>
+      </w:pPr>
+      <w:r>
+        <w:rPr>
+          <w:rFonts w:ascii="Times New Roman" w:cs="Times New Roman" w:eastAsia="Times New Roman" w:hAnsi="Times New Roman"/>
+          <w:rtl w:val="0"/>
+        </w:rPr>
+        <w:t xml:space="preserve">Amaç: OAuth ile test mailbox bağlansın, yeni mail geldiğinde pipeline işlesin, phishing score oluşturulsun, ekler malware pipeline’a yönlendirilsin.</w:t>
+      </w:r>
+    </w:p>
+    <w:p>
+      <w:pPr>
+        <w:numPr>
+          <w:ilvl w:val="1"/>
+          <w:numId w:val="9"/>
+        </w:numPr>
+        <w:ind w:left="2160" w:hanging="360"/>
+        <w:rPr>
+          <w:rFonts w:ascii="Times New Roman" w:cs="Times New Roman" w:eastAsia="Times New Roman" w:hAnsi="Times New Roman"/>
+        </w:rPr>
+      </w:pPr>
+      <w:r>
+        <w:rPr>
+          <w:rFonts w:ascii="Times New Roman" w:cs="Times New Roman" w:eastAsia="Times New Roman" w:hAnsi="Times New Roman"/>
+          <w:rtl w:val="0"/>
+        </w:rPr>
+        <w:t xml:space="preserve">Ölçüt: OAuth token saklama (şifreli), mail işleme ≤ 30s, attachment enqueued.</w:t>
+      </w:r>
+    </w:p>
+    <w:p>
+      <w:pPr>
+        <w:numPr>
+          <w:ilvl w:val="0"/>
+          <w:numId w:val="9"/>
+        </w:numPr>
+        <w:ind w:left="1440" w:hanging="360"/>
+        <w:rPr>
+          <w:rFonts w:ascii="Times New Roman" w:cs="Times New Roman" w:eastAsia="Times New Roman" w:hAnsi="Times New Roman"/>
+          <w:b w:val="1"/>
+          <w:bCs w:val="1"/>
+        </w:rPr>
+      </w:pPr>
+      <w:r>
+        <w:rPr>
+          <w:rFonts w:ascii="Times New Roman" w:cs="Times New Roman" w:eastAsia="Times New Roman" w:hAnsi="Times New Roman"/>
+          <w:b w:val="1"/>
+          <w:bCs w:val="1"/>
+          <w:rtl w:val="0"/>
+        </w:rPr>
+        <w:t xml:space="preserve">Senaryo INT-06 — Caldera Simulation Orchestration, Reporting</w:t>
+      </w:r>
+    </w:p>
+    <w:p>
+      <w:pPr>
+        <w:numPr>
+          <w:ilvl w:val="1"/>
+          <w:numId w:val="9"/>
+        </w:numPr>
+        <w:ind w:left="2160" w:hanging="360"/>
+        <w:rPr>
+          <w:rFonts w:ascii="Times New Roman" w:cs="Times New Roman" w:eastAsia="Times New Roman" w:hAnsi="Times New Roman"/>
+        </w:rPr>
+      </w:pPr>
+      <w:r>
+        <w:rPr>
+          <w:rFonts w:ascii="Times New Roman" w:cs="Times New Roman" w:eastAsia="Times New Roman" w:hAnsi="Times New Roman"/>
+          <w:rtl w:val="0"/>
+        </w:rPr>
+        <w:t xml:space="preserve">Bağlı: DT_FR5 ← HL_FR5</w:t>
+      </w:r>
+    </w:p>
+    <w:p>
+      <w:pPr>
+        <w:numPr>
+          <w:ilvl w:val="1"/>
+          <w:numId w:val="9"/>
+        </w:numPr>
+        <w:ind w:left="2160" w:hanging="360"/>
+        <w:rPr>
+          <w:rFonts w:ascii="Times New Roman" w:cs="Times New Roman" w:eastAsia="Times New Roman" w:hAnsi="Times New Roman"/>
+        </w:rPr>
+      </w:pPr>
+      <w:r>
+        <w:rPr>
+          <w:rFonts w:ascii="Times New Roman" w:cs="Times New Roman" w:eastAsia="Times New Roman" w:hAnsi="Times New Roman"/>
+          <w:rtl w:val="0"/>
+        </w:rPr>
+        <w:t xml:space="preserve">Tip: Functional / Security / Compliance</w:t>
+      </w:r>
+    </w:p>
+    <w:p>
+      <w:pPr>
+        <w:numPr>
+          <w:ilvl w:val="1"/>
+          <w:numId w:val="9"/>
+        </w:numPr>
+        <w:ind w:left="2160" w:hanging="360"/>
+        <w:rPr>
+          <w:rFonts w:ascii="Times New Roman" w:cs="Times New Roman" w:eastAsia="Times New Roman" w:hAnsi="Times New Roman"/>
+        </w:rPr>
+      </w:pPr>
+      <w:r>
+        <w:rPr>
+          <w:rFonts w:ascii="Times New Roman" w:cs="Times New Roman" w:eastAsia="Times New Roman" w:hAnsi="Times New Roman"/>
+          <w:rtl w:val="0"/>
+        </w:rPr>
+        <w:t xml:space="preserve">Amaç: Yetkili user simülasyonu başlatsın, sandbox izole çalışsın, simulation sonucu rapor üretilsin.</w:t>
+      </w:r>
+    </w:p>
+    <w:p>
+      <w:pPr>
+        <w:numPr>
+          <w:ilvl w:val="1"/>
+          <w:numId w:val="9"/>
+        </w:numPr>
+        <w:ind w:left="2160" w:hanging="360"/>
+        <w:rPr>
+          <w:rFonts w:ascii="Times New Roman" w:cs="Times New Roman" w:eastAsia="Times New Roman" w:hAnsi="Times New Roman"/>
+        </w:rPr>
+      </w:pPr>
+      <w:r>
+        <w:rPr>
+          <w:rFonts w:ascii="Times New Roman" w:cs="Times New Roman" w:eastAsia="Times New Roman" w:hAnsi="Times New Roman"/>
+          <w:rtl w:val="0"/>
+        </w:rPr>
+        <w:t xml:space="preserve">Ölçüt: Simülasyon yalnızca doğrulanmış domainlerde çalışır, rapor üretilir.</w:t>
+      </w:r>
+    </w:p>
+    <w:p>
+      <w:pPr>
+        <w:numPr>
+          <w:ilvl w:val="0"/>
+          <w:numId w:val="9"/>
+        </w:numPr>
+        <w:ind w:left="1440" w:hanging="360"/>
+        <w:rPr>
+          <w:rFonts w:ascii="Times New Roman" w:cs="Times New Roman" w:eastAsia="Times New Roman" w:hAnsi="Times New Roman"/>
+          <w:b w:val="1"/>
+          <w:bCs w:val="1"/>
+        </w:rPr>
+      </w:pPr>
+      <w:r>
+        <w:rPr>
+          <w:rFonts w:ascii="Times New Roman" w:cs="Times New Roman" w:eastAsia="Times New Roman" w:hAnsi="Times New Roman"/>
+          <w:b w:val="1"/>
+          <w:bCs w:val="1"/>
+          <w:rtl w:val="0"/>
+        </w:rPr>
+        <w:t xml:space="preserve">Senaryo INT-07 — Crypto APIs &amp; Key Management</w:t>
+      </w:r>
+    </w:p>
+    <w:p>
+      <w:pPr>
+        <w:numPr>
+          <w:ilvl w:val="1"/>
+          <w:numId w:val="9"/>
+        </w:numPr>
+        <w:ind w:left="2160" w:hanging="360"/>
+        <w:rPr>
+          <w:rFonts w:ascii="Times New Roman" w:cs="Times New Roman" w:eastAsia="Times New Roman" w:hAnsi="Times New Roman"/>
+        </w:rPr>
+      </w:pPr>
+      <w:r>
+        <w:rPr>
+          <w:rFonts w:ascii="Times New Roman" w:cs="Times New Roman" w:eastAsia="Times New Roman" w:hAnsi="Times New Roman"/>
+          <w:rtl w:val="0"/>
+        </w:rPr>
+        <w:t xml:space="preserve">Bağlı: DT_FR8 ← HL_FR8</w:t>
+      </w:r>
+    </w:p>
+    <w:p>
+      <w:pPr>
+        <w:numPr>
+          <w:ilvl w:val="1"/>
+          <w:numId w:val="9"/>
+        </w:numPr>
+        <w:ind w:left="2160" w:hanging="360"/>
+        <w:rPr>
+          <w:rFonts w:ascii="Times New Roman" w:cs="Times New Roman" w:eastAsia="Times New Roman" w:hAnsi="Times New Roman"/>
+        </w:rPr>
+      </w:pPr>
+      <w:r>
+        <w:rPr>
+          <w:rFonts w:ascii="Times New Roman" w:cs="Times New Roman" w:eastAsia="Times New Roman" w:hAnsi="Times New Roman"/>
+          <w:rtl w:val="0"/>
+        </w:rPr>
+        <w:t xml:space="preserve">Tip: Functional / Security</w:t>
+      </w:r>
+    </w:p>
+    <w:p>
+      <w:pPr>
+        <w:numPr>
+          <w:ilvl w:val="1"/>
+          <w:numId w:val="9"/>
+        </w:numPr>
+        <w:ind w:left="2160" w:hanging="360"/>
+        <w:rPr>
+          <w:rFonts w:ascii="Times New Roman" w:cs="Times New Roman" w:eastAsia="Times New Roman" w:hAnsi="Times New Roman"/>
+        </w:rPr>
+      </w:pPr>
+      <w:r>
+        <w:rPr>
+          <w:rFonts w:ascii="Times New Roman" w:cs="Times New Roman" w:eastAsia="Times New Roman" w:hAnsi="Times New Roman"/>
+          <w:rtl w:val="0"/>
+        </w:rPr>
+        <w:t xml:space="preserve">Amaç: AES encrypt/decrypt roundtrip, RSA opsiyonel test, private key’lerin plaintext olmadığını doğrula.</w:t>
+      </w:r>
+    </w:p>
+    <w:p>
+      <w:pPr>
+        <w:numPr>
+          <w:ilvl w:val="1"/>
+          <w:numId w:val="9"/>
+        </w:numPr>
+        <w:ind w:left="2160" w:hanging="360"/>
+        <w:rPr>
+          <w:rFonts w:ascii="Times New Roman" w:cs="Times New Roman" w:eastAsia="Times New Roman" w:hAnsi="Times New Roman"/>
+        </w:rPr>
+      </w:pPr>
+      <w:r>
+        <w:rPr>
+          <w:rFonts w:ascii="Times New Roman" w:cs="Times New Roman" w:eastAsia="Times New Roman" w:hAnsi="Times New Roman"/>
+          <w:rtl w:val="0"/>
+        </w:rPr>
+        <w:t xml:space="preserve">Ölçüt: Şifre çözme doğru, private key DB’de plaintext değil.</w:t>
+      </w:r>
+    </w:p>
+    <w:p>
+      <w:pPr>
+        <w:numPr>
+          <w:ilvl w:val="0"/>
+          <w:numId w:val="9"/>
+        </w:numPr>
+        <w:ind w:left="1440" w:hanging="360"/>
+        <w:rPr>
+          <w:rFonts w:ascii="Times New Roman" w:cs="Times New Roman" w:eastAsia="Times New Roman" w:hAnsi="Times New Roman"/>
+          <w:b w:val="1"/>
+          <w:bCs w:val="1"/>
+        </w:rPr>
+      </w:pPr>
+      <w:r>
+        <w:rPr>
+          <w:rFonts w:ascii="Times New Roman" w:cs="Times New Roman" w:eastAsia="Times New Roman" w:hAnsi="Times New Roman"/>
+          <w:b w:val="1"/>
+          <w:bCs w:val="1"/>
+          <w:rtl w:val="0"/>
+        </w:rPr>
+        <w:t xml:space="preserve">Senaryo INT-08 — Report Engine</w:t>
+      </w:r>
+    </w:p>
+    <w:p>
+      <w:pPr>
+        <w:numPr>
+          <w:ilvl w:val="1"/>
+          <w:numId w:val="9"/>
+        </w:numPr>
+        <w:ind w:left="2160" w:hanging="360"/>
+        <w:rPr>
+          <w:rFonts w:ascii="Times New Roman" w:cs="Times New Roman" w:eastAsia="Times New Roman" w:hAnsi="Times New Roman"/>
+        </w:rPr>
+      </w:pPr>
+      <w:r>
+        <w:rPr>
+          <w:rFonts w:ascii="Times New Roman" w:cs="Times New Roman" w:eastAsia="Times New Roman" w:hAnsi="Times New Roman"/>
+          <w:rtl w:val="0"/>
+        </w:rPr>
+        <w:t xml:space="preserve">Bağlı: DT_FR9 ← HL_FR9</w:t>
+      </w:r>
+    </w:p>
+    <w:p>
+      <w:pPr>
+        <w:numPr>
+          <w:ilvl w:val="1"/>
+          <w:numId w:val="9"/>
+        </w:numPr>
+        <w:ind w:left="2160" w:hanging="360"/>
+        <w:rPr>
+          <w:rFonts w:ascii="Times New Roman" w:cs="Times New Roman" w:eastAsia="Times New Roman" w:hAnsi="Times New Roman"/>
+        </w:rPr>
+      </w:pPr>
+      <w:r>
+        <w:rPr>
+          <w:rFonts w:ascii="Times New Roman" w:cs="Times New Roman" w:eastAsia="Times New Roman" w:hAnsi="Times New Roman"/>
+          <w:rtl w:val="0"/>
+        </w:rPr>
+        <w:t xml:space="preserve">Tip: Functional / Performance</w:t>
+      </w:r>
+    </w:p>
+    <w:p>
+      <w:pPr>
+        <w:numPr>
+          <w:ilvl w:val="1"/>
+          <w:numId w:val="9"/>
+        </w:numPr>
+        <w:ind w:left="2160" w:hanging="360"/>
+        <w:rPr>
+          <w:rFonts w:ascii="Times New Roman" w:cs="Times New Roman" w:eastAsia="Times New Roman" w:hAnsi="Times New Roman"/>
+        </w:rPr>
+      </w:pPr>
+      <w:r>
+        <w:rPr>
+          <w:rFonts w:ascii="Times New Roman" w:cs="Times New Roman" w:eastAsia="Times New Roman" w:hAnsi="Times New Roman"/>
+          <w:rtl w:val="0"/>
+        </w:rPr>
+        <w:t xml:space="preserve">Amaç: Filtre seçilip PDF oluşturma isteğiyle PDF üretimi başarıyla gerçekleşsin, üretim ≤ 15s hedefi ölçülsün.</w:t>
+      </w:r>
+    </w:p>
+    <w:p>
+      <w:pPr>
+        <w:numPr>
+          <w:ilvl w:val="1"/>
+          <w:numId w:val="9"/>
+        </w:numPr>
+        <w:ind w:left="2160" w:hanging="360"/>
+        <w:rPr>
+          <w:rFonts w:ascii="Times New Roman" w:cs="Times New Roman" w:eastAsia="Times New Roman" w:hAnsi="Times New Roman"/>
+        </w:rPr>
+      </w:pPr>
+      <w:r>
+        <w:rPr>
+          <w:rFonts w:ascii="Times New Roman" w:cs="Times New Roman" w:eastAsia="Times New Roman" w:hAnsi="Times New Roman"/>
+          <w:rtl w:val="0"/>
+        </w:rPr>
+        <w:t xml:space="preserve">Ölçüt: PDF oluşturulur, içerik filtre ile eşleşir, süre hedefi ölçülür.</w:t>
+      </w:r>
+    </w:p>
+    <w:p>
+      <w:pPr>
+        <w:numPr>
+          <w:ilvl w:val="0"/>
+          <w:numId w:val="9"/>
+        </w:numPr>
+        <w:ind w:left="1440" w:hanging="360"/>
+        <w:rPr>
+          <w:rFonts w:ascii="Times New Roman" w:cs="Times New Roman" w:eastAsia="Times New Roman" w:hAnsi="Times New Roman"/>
+          <w:b w:val="1"/>
+          <w:bCs w:val="1"/>
+        </w:rPr>
+      </w:pPr>
+      <w:r>
+        <w:rPr>
+          <w:rFonts w:ascii="Times New Roman" w:cs="Times New Roman" w:eastAsia="Times New Roman" w:hAnsi="Times New Roman"/>
+          <w:b w:val="1"/>
+          <w:bCs w:val="1"/>
+          <w:rtl w:val="0"/>
+        </w:rPr>
+        <w:t xml:space="preserve">Senaryo INT-09 — RBAC + 2FA Enforcement Across APIs/UI</w:t>
+      </w:r>
+    </w:p>
+    <w:p>
+      <w:pPr>
+        <w:numPr>
+          <w:ilvl w:val="1"/>
+          <w:numId w:val="9"/>
+        </w:numPr>
+        <w:ind w:left="2160" w:hanging="360"/>
+        <w:rPr>
+          <w:rFonts w:ascii="Times New Roman" w:cs="Times New Roman" w:eastAsia="Times New Roman" w:hAnsi="Times New Roman"/>
+        </w:rPr>
+      </w:pPr>
+      <w:r>
+        <w:rPr>
+          <w:rFonts w:ascii="Times New Roman" w:cs="Times New Roman" w:eastAsia="Times New Roman" w:hAnsi="Times New Roman"/>
+          <w:rtl w:val="0"/>
+        </w:rPr>
+        <w:t xml:space="preserve">Bağlı: DT_FR10 ← HL_FR10</w:t>
+      </w:r>
+    </w:p>
+    <w:p>
+      <w:pPr>
+        <w:numPr>
+          <w:ilvl w:val="1"/>
+          <w:numId w:val="9"/>
+        </w:numPr>
+        <w:ind w:left="2160" w:hanging="360"/>
+        <w:rPr>
+          <w:rFonts w:ascii="Times New Roman" w:cs="Times New Roman" w:eastAsia="Times New Roman" w:hAnsi="Times New Roman"/>
+        </w:rPr>
+      </w:pPr>
+      <w:r>
+        <w:rPr>
+          <w:rFonts w:ascii="Times New Roman" w:cs="Times New Roman" w:eastAsia="Times New Roman" w:hAnsi="Times New Roman"/>
+          <w:rtl w:val="0"/>
+        </w:rPr>
+        <w:t xml:space="preserve">Tip: Security / Integration</w:t>
+      </w:r>
+    </w:p>
+    <w:p>
+      <w:pPr>
+        <w:numPr>
+          <w:ilvl w:val="1"/>
+          <w:numId w:val="9"/>
+        </w:numPr>
+        <w:ind w:left="2160" w:hanging="360"/>
+        <w:rPr>
+          <w:rFonts w:ascii="Times New Roman" w:cs="Times New Roman" w:eastAsia="Times New Roman" w:hAnsi="Times New Roman"/>
+        </w:rPr>
+      </w:pPr>
+      <w:r>
+        <w:rPr>
+          <w:rFonts w:ascii="Times New Roman" w:cs="Times New Roman" w:eastAsia="Times New Roman" w:hAnsi="Times New Roman"/>
+          <w:rtl w:val="0"/>
+        </w:rPr>
+        <w:t xml:space="preserve">Amaç: Admin login’da 2FA zorunlu; ReadOnly rolü yazma yapamaz; role change auditlenir.</w:t>
+      </w:r>
+    </w:p>
+    <w:p>
+      <w:pPr>
+        <w:numPr>
+          <w:ilvl w:val="1"/>
+          <w:numId w:val="9"/>
+        </w:numPr>
+        <w:ind w:left="2160" w:hanging="360"/>
+        <w:rPr>
+          <w:rFonts w:ascii="Times New Roman" w:cs="Times New Roman" w:eastAsia="Times New Roman" w:hAnsi="Times New Roman"/>
+        </w:rPr>
+      </w:pPr>
+      <w:r>
+        <w:rPr>
+          <w:rFonts w:ascii="Times New Roman" w:cs="Times New Roman" w:eastAsia="Times New Roman" w:hAnsi="Times New Roman"/>
+          <w:rtl w:val="0"/>
+        </w:rPr>
+        <w:t xml:space="preserve">Ölçüt: 2FA olmadan admin erişimi reddedilir. Write attempts by ReadOnly → 403, audit kaydı var.</w:t>
+      </w:r>
+    </w:p>
+    <w:p>
+      <w:pPr>
+        <w:numPr>
+          <w:ilvl w:val="0"/>
+          <w:numId w:val="9"/>
+        </w:numPr>
+        <w:ind w:left="1440" w:hanging="360"/>
+        <w:rPr>
+          <w:rFonts w:ascii="Times New Roman" w:cs="Times New Roman" w:eastAsia="Times New Roman" w:hAnsi="Times New Roman"/>
+          <w:b w:val="1"/>
+          <w:bCs w:val="1"/>
+        </w:rPr>
+      </w:pPr>
+      <w:r>
+        <w:rPr>
+          <w:rFonts w:ascii="Times New Roman" w:cs="Times New Roman" w:eastAsia="Times New Roman" w:hAnsi="Times New Roman"/>
+          <w:b w:val="1"/>
+          <w:bCs w:val="1"/>
+          <w:rtl w:val="0"/>
+        </w:rPr>
+        <w:t xml:space="preserve">Senaryo INT-10 — End-to-End Alert-to-Report Flow</w:t>
+      </w:r>
+    </w:p>
+    <w:p>
+      <w:pPr>
+        <w:numPr>
+          <w:ilvl w:val="1"/>
+          <w:numId w:val="9"/>
+        </w:numPr>
+        <w:ind w:left="2160" w:hanging="360"/>
+        <w:rPr>
+          <w:rFonts w:ascii="Times New Roman" w:cs="Times New Roman" w:eastAsia="Times New Roman" w:hAnsi="Times New Roman"/>
+        </w:rPr>
+      </w:pPr>
+      <w:r>
+        <w:rPr>
+          <w:rFonts w:ascii="Times New Roman" w:cs="Times New Roman" w:eastAsia="Times New Roman" w:hAnsi="Times New Roman"/>
+          <w:rtl w:val="0"/>
+        </w:rPr>
+        <w:t xml:space="preserve">Bağlı: Çapraz (DT_FR4, DT_FR2, DT_FR9)</w:t>
+      </w:r>
+    </w:p>
+    <w:p>
+      <w:pPr>
+        <w:numPr>
+          <w:ilvl w:val="1"/>
+          <w:numId w:val="9"/>
+        </w:numPr>
+        <w:ind w:left="2160" w:hanging="360"/>
+        <w:rPr>
+          <w:rFonts w:ascii="Times New Roman" w:cs="Times New Roman" w:eastAsia="Times New Roman" w:hAnsi="Times New Roman"/>
+        </w:rPr>
+      </w:pPr>
+      <w:r>
+        <w:rPr>
+          <w:rFonts w:ascii="Times New Roman" w:cs="Times New Roman" w:eastAsia="Times New Roman" w:hAnsi="Times New Roman"/>
+          <w:rtl w:val="0"/>
+        </w:rPr>
+        <w:t xml:space="preserve">Tip: Smoke / E2E / Performance</w:t>
+      </w:r>
+    </w:p>
+    <w:p>
+      <w:pPr>
+        <w:numPr>
+          <w:ilvl w:val="1"/>
+          <w:numId w:val="9"/>
+        </w:numPr>
+        <w:ind w:left="2160" w:hanging="360"/>
+        <w:rPr>
+          <w:rFonts w:ascii="Times New Roman" w:cs="Times New Roman" w:eastAsia="Times New Roman" w:hAnsi="Times New Roman"/>
+        </w:rPr>
+      </w:pPr>
+      <w:r>
+        <w:rPr>
+          <w:rFonts w:ascii="Times New Roman" w:cs="Times New Roman" w:eastAsia="Times New Roman" w:hAnsi="Times New Roman"/>
+          <w:rtl w:val="0"/>
+        </w:rPr>
+        <w:t xml:space="preserve">Amaç: IDS alert veya matched CVE tetiklemesiyle uygun raporun oluşturulması ve kullanıcıya bildirim gitmesi.</w:t>
+      </w:r>
+    </w:p>
+    <w:p>
+      <w:pPr>
+        <w:numPr>
+          <w:ilvl w:val="1"/>
+          <w:numId w:val="9"/>
+        </w:numPr>
+        <w:ind w:left="2160" w:hanging="360"/>
+        <w:rPr>
+          <w:rFonts w:ascii="Times New Roman" w:cs="Times New Roman" w:eastAsia="Times New Roman" w:hAnsi="Times New Roman"/>
+        </w:rPr>
+      </w:pPr>
+      <w:r>
+        <w:rPr>
+          <w:rFonts w:ascii="Times New Roman" w:cs="Times New Roman" w:eastAsia="Times New Roman" w:hAnsi="Times New Roman"/>
+          <w:rtl w:val="0"/>
+        </w:rPr>
+        <w:t xml:space="preserve">Ölçüt: Uçtan uca süreç tamamlanır, rapor + bildirim üretilir; performans kabul kriterleri sağlanır.</w:t>
       </w:r>
     </w:p>
     <w:p>
@@ -843,1011 +1858,72 @@
           <w:numId w:val="5"/>
         </w:numPr>
         <w:spacing w:after="0" w:afterAutospacing="0"/>
-        <w:rPr>
-          <w:rFonts w:ascii="Times New Roman" w:cs="Times New Roman" w:eastAsia="Times New Roman" w:hAnsi="Times New Roman"/>
-          <w:b w:val="1"/>
-          <w:bCs w:val="1"/>
-          <w:sz w:val="24"/>
-          <w:szCs w:val="24"/>
-        </w:rPr>
-      </w:pPr>
-      <w:bookmarkStart w:colFirst="0" w:colLast="0" w:name="_f1699ntq5i9n" w:id="6"/>
+        <w:rPr/>
+      </w:pPr>
+      <w:bookmarkStart w:colFirst="0" w:colLast="0" w:name="_5fn4ngv8h8if" w:id="6"/>
       <w:bookmarkEnd w:id="6"/>
       <w:r>
         <w:rPr>
           <w:rtl w:val="0"/>
         </w:rPr>
-        <w:t xml:space="preserve">Entegrasyon Test Senaryoları</w:t>
+        <w:t xml:space="preserve">Performans / Yük Test Senaryoları</w:t>
       </w:r>
     </w:p>
     <w:p>
       <w:pPr>
         <w:numPr>
           <w:ilvl w:val="0"/>
-          <w:numId w:val="9"/>
-        </w:numPr>
-        <w:ind w:left="1440" w:hanging="360"/>
-        <w:rPr>
-          <w:rFonts w:ascii="Times New Roman" w:cs="Times New Roman" w:eastAsia="Times New Roman" w:hAnsi="Times New Roman"/>
-          <w:b w:val="1"/>
-          <w:bCs w:val="1"/>
-        </w:rPr>
-      </w:pPr>
-      <w:r>
-        <w:rPr>
-          <w:rFonts w:ascii="Times New Roman" w:cs="Times New Roman" w:eastAsia="Times New Roman" w:hAnsi="Times New Roman"/>
-          <w:b w:val="1"/>
-          <w:bCs w:val="1"/>
-          <w:rtl w:val="0"/>
-        </w:rPr>
-        <w:t xml:space="preserve">Senaryo INT-01 — Blacklist CRUD entegrasyonu</w:t>
-      </w:r>
-    </w:p>
-    <w:p>
-      <w:pPr>
-        <w:numPr>
-          <w:ilvl w:val="1"/>
-          <w:numId w:val="9"/>
-        </w:numPr>
-        <w:ind w:left="2160" w:hanging="360"/>
-        <w:rPr>
-          <w:rFonts w:ascii="Times New Roman" w:cs="Times New Roman" w:eastAsia="Times New Roman" w:hAnsi="Times New Roman"/>
-        </w:rPr>
-      </w:pPr>
-      <w:r>
-        <w:rPr>
-          <w:rFonts w:ascii="Times New Roman" w:cs="Times New Roman" w:eastAsia="Times New Roman" w:hAnsi="Times New Roman"/>
-          <w:rtl w:val="0"/>
-        </w:rPr>
-        <w:t xml:space="preserve">Bağlı: DT_FR1 ← HL_FR1</w:t>
-      </w:r>
-    </w:p>
-    <w:p>
-      <w:pPr>
-        <w:numPr>
-          <w:ilvl w:val="1"/>
-          <w:numId w:val="9"/>
-        </w:numPr>
-        <w:ind w:left="2160" w:hanging="360"/>
-        <w:rPr>
-          <w:rFonts w:ascii="Times New Roman" w:cs="Times New Roman" w:eastAsia="Times New Roman" w:hAnsi="Times New Roman"/>
-        </w:rPr>
-      </w:pPr>
-      <w:r>
-        <w:rPr>
-          <w:rFonts w:ascii="Times New Roman" w:cs="Times New Roman" w:eastAsia="Times New Roman" w:hAnsi="Times New Roman"/>
-          <w:rtl w:val="0"/>
-        </w:rPr>
-        <w:t xml:space="preserve">Tip: Functional / Integration</w:t>
-      </w:r>
-    </w:p>
-    <w:p>
-      <w:pPr>
-        <w:numPr>
-          <w:ilvl w:val="1"/>
-          <w:numId w:val="9"/>
-        </w:numPr>
-        <w:ind w:left="2160" w:hanging="360"/>
-        <w:rPr>
-          <w:rFonts w:ascii="Times New Roman" w:cs="Times New Roman" w:eastAsia="Times New Roman" w:hAnsi="Times New Roman"/>
-        </w:rPr>
-      </w:pPr>
-      <w:r>
-        <w:rPr>
-          <w:rFonts w:ascii="Times New Roman" w:cs="Times New Roman" w:eastAsia="Times New Roman" w:hAnsi="Times New Roman"/>
-          <w:rtl w:val="0"/>
-        </w:rPr>
-        <w:t xml:space="preserve">Amaç: UI/API üzerinden blacklist eklenince DB’ye kaydedildiğini, duplicate kontrolü ve audit log oluştuğunu doğrula.</w:t>
-      </w:r>
-    </w:p>
-    <w:p>
-      <w:pPr>
-        <w:numPr>
-          <w:ilvl w:val="1"/>
-          <w:numId w:val="9"/>
-        </w:numPr>
-        <w:ind w:left="2160" w:hanging="360"/>
-        <w:rPr>
-          <w:rFonts w:ascii="Times New Roman" w:cs="Times New Roman" w:eastAsia="Times New Roman" w:hAnsi="Times New Roman"/>
-        </w:rPr>
-      </w:pPr>
-      <w:r>
-        <w:rPr>
-          <w:rFonts w:ascii="Times New Roman" w:cs="Times New Roman" w:eastAsia="Times New Roman" w:hAnsi="Times New Roman"/>
-          <w:rtl w:val="0"/>
-        </w:rPr>
-        <w:t xml:space="preserve">Ölçüt: Eklenen IP DB'de görünür, duplicate durumda 409 response, audit kaydı mevcut.</w:t>
+          <w:numId w:val="7"/>
+        </w:numPr>
+        <w:ind w:left="1440" w:hanging="360"/>
+        <w:rPr>
+          <w:rFonts w:ascii="Times New Roman" w:cs="Times New Roman" w:eastAsia="Times New Roman" w:hAnsi="Times New Roman"/>
+        </w:rPr>
+      </w:pPr>
+      <w:r>
+        <w:rPr>
+          <w:rFonts w:ascii="Times New Roman" w:cs="Times New Roman" w:eastAsia="Times New Roman" w:hAnsi="Times New Roman"/>
+          <w:rtl w:val="0"/>
+        </w:rPr>
+        <w:t xml:space="preserve">PERF-01: IDS sustained load test - 100 alarm/s 5 dakika boyunca. Ölçümler: p50/p90/p95 latencies, queue depth, worker CPU/RAM.</w:t>
       </w:r>
     </w:p>
     <w:p>
       <w:pPr>
         <w:numPr>
           <w:ilvl w:val="0"/>
-          <w:numId w:val="9"/>
-        </w:numPr>
-        <w:ind w:left="1440" w:hanging="360"/>
-        <w:rPr>
-          <w:rFonts w:ascii="Times New Roman" w:cs="Times New Roman" w:eastAsia="Times New Roman" w:hAnsi="Times New Roman"/>
-          <w:b w:val="1"/>
-          <w:bCs w:val="1"/>
-        </w:rPr>
-      </w:pPr>
-      <w:r>
-        <w:rPr>
-          <w:rFonts w:ascii="Times New Roman" w:cs="Times New Roman" w:eastAsia="Times New Roman" w:hAnsi="Times New Roman"/>
-          <w:b w:val="1"/>
-          <w:bCs w:val="1"/>
-          <w:rtl w:val="0"/>
-        </w:rPr>
-        <w:t xml:space="preserve">Senaryo INT-02 — CVE Fetcher</w:t>
-      </w:r>
-    </w:p>
-    <w:p>
-      <w:pPr>
-        <w:numPr>
-          <w:ilvl w:val="1"/>
-          <w:numId w:val="9"/>
-        </w:numPr>
-        <w:ind w:left="2160" w:hanging="360"/>
-        <w:rPr>
-          <w:rFonts w:ascii="Times New Roman" w:cs="Times New Roman" w:eastAsia="Times New Roman" w:hAnsi="Times New Roman"/>
-        </w:rPr>
-      </w:pPr>
-      <w:r>
-        <w:rPr>
-          <w:rFonts w:ascii="Times New Roman" w:cs="Times New Roman" w:eastAsia="Times New Roman" w:hAnsi="Times New Roman"/>
-          <w:rtl w:val="0"/>
-        </w:rPr>
-        <w:t xml:space="preserve">Bağlı: DT_FR2 ← HL_FR2</w:t>
-      </w:r>
-    </w:p>
-    <w:p>
-      <w:pPr>
-        <w:numPr>
-          <w:ilvl w:val="1"/>
-          <w:numId w:val="9"/>
-        </w:numPr>
-        <w:ind w:left="2160" w:hanging="360"/>
-        <w:rPr>
-          <w:rFonts w:ascii="Times New Roman" w:cs="Times New Roman" w:eastAsia="Times New Roman" w:hAnsi="Times New Roman"/>
-        </w:rPr>
-      </w:pPr>
-      <w:r>
-        <w:rPr>
-          <w:rFonts w:ascii="Times New Roman" w:cs="Times New Roman" w:eastAsia="Times New Roman" w:hAnsi="Times New Roman"/>
-          <w:rtl w:val="0"/>
-        </w:rPr>
-        <w:t xml:space="preserve">Tip: Functional / Integration</w:t>
-      </w:r>
-    </w:p>
-    <w:p>
-      <w:pPr>
-        <w:numPr>
-          <w:ilvl w:val="1"/>
-          <w:numId w:val="9"/>
-        </w:numPr>
-        <w:ind w:left="2160" w:hanging="360"/>
-        <w:rPr>
-          <w:rFonts w:ascii="Times New Roman" w:cs="Times New Roman" w:eastAsia="Times New Roman" w:hAnsi="Times New Roman"/>
-        </w:rPr>
-      </w:pPr>
-      <w:r>
-        <w:rPr>
-          <w:rFonts w:ascii="Times New Roman" w:cs="Times New Roman" w:eastAsia="Times New Roman" w:hAnsi="Times New Roman"/>
-          <w:rtl w:val="0"/>
-        </w:rPr>
-        <w:t xml:space="preserve">Amaç: Scheduler tetiklendiğinde NVD örnek feed alınıp normalize edilip eşleşen asset için vulnerability record oluşturulsun.</w:t>
-      </w:r>
-    </w:p>
-    <w:p>
-      <w:pPr>
-        <w:numPr>
-          <w:ilvl w:val="1"/>
-          <w:numId w:val="9"/>
-        </w:numPr>
-        <w:ind w:left="2160" w:hanging="360"/>
-        <w:rPr>
-          <w:rFonts w:ascii="Times New Roman" w:cs="Times New Roman" w:eastAsia="Times New Roman" w:hAnsi="Times New Roman"/>
-        </w:rPr>
-      </w:pPr>
-      <w:r>
-        <w:rPr>
-          <w:rFonts w:ascii="Times New Roman" w:cs="Times New Roman" w:eastAsia="Times New Roman" w:hAnsi="Times New Roman"/>
-          <w:rtl w:val="0"/>
-        </w:rPr>
-        <w:t xml:space="preserve">Ölçüt: Yeni CVE DB’ye işlenmiş, eşleşen asset bildirimi oluşturulmuş.</w:t>
+          <w:numId w:val="7"/>
+        </w:numPr>
+        <w:ind w:left="1440" w:hanging="360"/>
+        <w:rPr>
+          <w:rFonts w:ascii="Times New Roman" w:cs="Times New Roman" w:eastAsia="Times New Roman" w:hAnsi="Times New Roman"/>
+        </w:rPr>
+      </w:pPr>
+      <w:r>
+        <w:rPr>
+          <w:rFonts w:ascii="Times New Roman" w:cs="Times New Roman" w:eastAsia="Times New Roman" w:hAnsi="Times New Roman"/>
+          <w:rtl w:val="0"/>
+        </w:rPr>
+        <w:t xml:space="preserve">PERF-02: Inference burst test - 50 inference job paralel. Ölçümler: p95 latency GPU/CPU, error rate.</w:t>
       </w:r>
     </w:p>
     <w:p>
       <w:pPr>
         <w:numPr>
           <w:ilvl w:val="0"/>
-          <w:numId w:val="9"/>
-        </w:numPr>
-        <w:ind w:left="1440" w:hanging="360"/>
-        <w:rPr>
-          <w:rFonts w:ascii="Times New Roman" w:cs="Times New Roman" w:eastAsia="Times New Roman" w:hAnsi="Times New Roman"/>
-          <w:b w:val="1"/>
-          <w:bCs w:val="1"/>
-        </w:rPr>
-      </w:pPr>
-      <w:r>
-        <w:rPr>
-          <w:rFonts w:ascii="Times New Roman" w:cs="Times New Roman" w:eastAsia="Times New Roman" w:hAnsi="Times New Roman"/>
-          <w:b w:val="1"/>
-          <w:bCs w:val="1"/>
-          <w:rtl w:val="0"/>
-        </w:rPr>
-        <w:t xml:space="preserve">Senaryo INT-03 — IDS Webhook, Queue, Dashboard</w:t>
-      </w:r>
-    </w:p>
-    <w:p>
-      <w:pPr>
-        <w:numPr>
-          <w:ilvl w:val="1"/>
-          <w:numId w:val="9"/>
-        </w:numPr>
-        <w:ind w:left="2160" w:hanging="360"/>
-        <w:rPr>
-          <w:rFonts w:ascii="Times New Roman" w:cs="Times New Roman" w:eastAsia="Times New Roman" w:hAnsi="Times New Roman"/>
-        </w:rPr>
-      </w:pPr>
-      <w:r>
-        <w:rPr>
-          <w:rFonts w:ascii="Times New Roman" w:cs="Times New Roman" w:eastAsia="Times New Roman" w:hAnsi="Times New Roman"/>
-          <w:rtl w:val="0"/>
-        </w:rPr>
-        <w:t xml:space="preserve">Bağlı: DT_FR4 ← HL_FR4</w:t>
-      </w:r>
-    </w:p>
-    <w:p>
-      <w:pPr>
-        <w:numPr>
-          <w:ilvl w:val="1"/>
-          <w:numId w:val="9"/>
-        </w:numPr>
-        <w:ind w:left="2160" w:hanging="360"/>
-        <w:rPr>
-          <w:rFonts w:ascii="Times New Roman" w:cs="Times New Roman" w:eastAsia="Times New Roman" w:hAnsi="Times New Roman"/>
-        </w:rPr>
-      </w:pPr>
-      <w:r>
-        <w:rPr>
-          <w:rFonts w:ascii="Times New Roman" w:cs="Times New Roman" w:eastAsia="Times New Roman" w:hAnsi="Times New Roman"/>
-          <w:rtl w:val="0"/>
-        </w:rPr>
-        <w:t xml:space="preserve">Tip: Functional + Performance</w:t>
-      </w:r>
-    </w:p>
-    <w:p>
-      <w:pPr>
-        <w:numPr>
-          <w:ilvl w:val="1"/>
-          <w:numId w:val="9"/>
-        </w:numPr>
-        <w:ind w:left="2160" w:hanging="360"/>
-        <w:rPr>
-          <w:rFonts w:ascii="Times New Roman" w:cs="Times New Roman" w:eastAsia="Times New Roman" w:hAnsi="Times New Roman"/>
-        </w:rPr>
-      </w:pPr>
-      <w:r>
-        <w:rPr>
-          <w:rFonts w:ascii="Times New Roman" w:cs="Times New Roman" w:eastAsia="Times New Roman" w:hAnsi="Times New Roman"/>
-          <w:rtl w:val="0"/>
-        </w:rPr>
-        <w:t xml:space="preserve">Amaç: Simüle IDS alert gönder, event işlenip dashboard’a p95 ≤ 2s içinde yansısın.</w:t>
-      </w:r>
-    </w:p>
-    <w:p>
-      <w:pPr>
-        <w:numPr>
-          <w:ilvl w:val="1"/>
-          <w:numId w:val="9"/>
-        </w:numPr>
-        <w:ind w:left="2160" w:hanging="360"/>
-        <w:rPr>
-          <w:rFonts w:ascii="Times New Roman" w:cs="Times New Roman" w:eastAsia="Times New Roman" w:hAnsi="Times New Roman"/>
-        </w:rPr>
-      </w:pPr>
-      <w:r>
-        <w:rPr>
-          <w:rFonts w:ascii="Times New Roman" w:cs="Times New Roman" w:eastAsia="Times New Roman" w:hAnsi="Times New Roman"/>
-          <w:rtl w:val="0"/>
-        </w:rPr>
-        <w:t xml:space="preserve">Ölçüt: Alarm alınma zamanından broadcast zamana kadar latency p95 ≤ 2s; normalizasyon alanları doğrulanmış.</w:t>
-      </w:r>
-    </w:p>
-    <w:p>
-      <w:pPr>
-        <w:numPr>
-          <w:ilvl w:val="0"/>
-          <w:numId w:val="9"/>
-        </w:numPr>
-        <w:ind w:left="1440" w:hanging="360"/>
-        <w:rPr>
-          <w:rFonts w:ascii="Times New Roman" w:cs="Times New Roman" w:eastAsia="Times New Roman" w:hAnsi="Times New Roman"/>
-          <w:b w:val="1"/>
-          <w:bCs w:val="1"/>
-        </w:rPr>
-      </w:pPr>
-      <w:r>
-        <w:rPr>
-          <w:rFonts w:ascii="Times New Roman" w:cs="Times New Roman" w:eastAsia="Times New Roman" w:hAnsi="Times New Roman"/>
-          <w:b w:val="1"/>
-          <w:bCs w:val="1"/>
-          <w:rtl w:val="0"/>
-        </w:rPr>
-        <w:t xml:space="preserve">Senaryo INT-04 — File Upload, Malware Inference</w:t>
-      </w:r>
-    </w:p>
-    <w:p>
-      <w:pPr>
-        <w:numPr>
-          <w:ilvl w:val="1"/>
-          <w:numId w:val="9"/>
-        </w:numPr>
-        <w:ind w:left="2160" w:hanging="360"/>
-        <w:rPr>
-          <w:rFonts w:ascii="Times New Roman" w:cs="Times New Roman" w:eastAsia="Times New Roman" w:hAnsi="Times New Roman"/>
-        </w:rPr>
-      </w:pPr>
-      <w:r>
-        <w:rPr>
-          <w:rFonts w:ascii="Times New Roman" w:cs="Times New Roman" w:eastAsia="Times New Roman" w:hAnsi="Times New Roman"/>
-          <w:rtl w:val="0"/>
-        </w:rPr>
-        <w:t xml:space="preserve">Bağlı: DT_FR7 ← HL_FR7</w:t>
-      </w:r>
-    </w:p>
-    <w:p>
-      <w:pPr>
-        <w:numPr>
-          <w:ilvl w:val="1"/>
-          <w:numId w:val="9"/>
-        </w:numPr>
-        <w:ind w:left="2160" w:hanging="360"/>
-        <w:rPr>
-          <w:rFonts w:ascii="Times New Roman" w:cs="Times New Roman" w:eastAsia="Times New Roman" w:hAnsi="Times New Roman"/>
-        </w:rPr>
-      </w:pPr>
-      <w:r>
-        <w:rPr>
-          <w:rFonts w:ascii="Times New Roman" w:cs="Times New Roman" w:eastAsia="Times New Roman" w:hAnsi="Times New Roman"/>
-          <w:rtl w:val="0"/>
-        </w:rPr>
-        <w:t xml:space="preserve">Tip: Functional + Security + Performance</w:t>
-      </w:r>
-    </w:p>
-    <w:p>
-      <w:pPr>
-        <w:numPr>
-          <w:ilvl w:val="1"/>
-          <w:numId w:val="9"/>
-        </w:numPr>
-        <w:ind w:left="2160" w:hanging="360"/>
-        <w:rPr>
-          <w:rFonts w:ascii="Times New Roman" w:cs="Times New Roman" w:eastAsia="Times New Roman" w:hAnsi="Times New Roman"/>
-        </w:rPr>
-      </w:pPr>
-      <w:r>
-        <w:rPr>
-          <w:rFonts w:ascii="Times New Roman" w:cs="Times New Roman" w:eastAsia="Times New Roman" w:hAnsi="Times New Roman"/>
-          <w:rtl w:val="0"/>
-        </w:rPr>
-        <w:t xml:space="preserve">Amaç: Kullanıcı dosya yüklesin, sandboxed job çalışsın, parser hata oranı ≤ %1, inference sonucu kaydolup UI gösterilsin; p95 ≤ 5s (GPU).</w:t>
-      </w:r>
-    </w:p>
-    <w:p>
-      <w:pPr>
-        <w:numPr>
-          <w:ilvl w:val="1"/>
-          <w:numId w:val="9"/>
-        </w:numPr>
-        <w:ind w:left="2160" w:hanging="360"/>
-        <w:rPr>
-          <w:rFonts w:ascii="Times New Roman" w:cs="Times New Roman" w:eastAsia="Times New Roman" w:hAnsi="Times New Roman"/>
-        </w:rPr>
-      </w:pPr>
-      <w:r>
-        <w:rPr>
-          <w:rFonts w:ascii="Times New Roman" w:cs="Times New Roman" w:eastAsia="Times New Roman" w:hAnsi="Times New Roman"/>
-          <w:rtl w:val="0"/>
-        </w:rPr>
-        <w:t xml:space="preserve">Ölçüt: Parser error &lt; %1, inference sonucu DB’de.</w:t>
-      </w:r>
-    </w:p>
-    <w:p>
-      <w:pPr>
-        <w:numPr>
-          <w:ilvl w:val="0"/>
-          <w:numId w:val="9"/>
-        </w:numPr>
-        <w:ind w:left="1440" w:hanging="360"/>
-        <w:rPr>
-          <w:rFonts w:ascii="Times New Roman" w:cs="Times New Roman" w:eastAsia="Times New Roman" w:hAnsi="Times New Roman"/>
-          <w:b w:val="1"/>
-          <w:bCs w:val="1"/>
-        </w:rPr>
-      </w:pPr>
-      <w:r>
-        <w:rPr>
-          <w:rFonts w:ascii="Times New Roman" w:cs="Times New Roman" w:eastAsia="Times New Roman" w:hAnsi="Times New Roman"/>
-          <w:b w:val="1"/>
-          <w:bCs w:val="1"/>
-          <w:rtl w:val="0"/>
-        </w:rPr>
-        <w:t xml:space="preserve">Senaryo INT-05 — Phishing Mail Connect, Attachment Scanning</w:t>
-      </w:r>
-    </w:p>
-    <w:p>
-      <w:pPr>
-        <w:numPr>
-          <w:ilvl w:val="1"/>
-          <w:numId w:val="9"/>
-        </w:numPr>
-        <w:ind w:left="2160" w:hanging="360"/>
-        <w:rPr>
-          <w:rFonts w:ascii="Times New Roman" w:cs="Times New Roman" w:eastAsia="Times New Roman" w:hAnsi="Times New Roman"/>
-        </w:rPr>
-      </w:pPr>
-      <w:r>
-        <w:rPr>
-          <w:rFonts w:ascii="Times New Roman" w:cs="Times New Roman" w:eastAsia="Times New Roman" w:hAnsi="Times New Roman"/>
-          <w:rtl w:val="0"/>
-        </w:rPr>
-        <w:t xml:space="preserve">Bağlı: DT_FR6 ← HL_FR6</w:t>
-      </w:r>
-    </w:p>
-    <w:p>
-      <w:pPr>
-        <w:numPr>
-          <w:ilvl w:val="1"/>
-          <w:numId w:val="9"/>
-        </w:numPr>
-        <w:ind w:left="2160" w:hanging="360"/>
-        <w:rPr>
-          <w:rFonts w:ascii="Times New Roman" w:cs="Times New Roman" w:eastAsia="Times New Roman" w:hAnsi="Times New Roman"/>
-        </w:rPr>
-      </w:pPr>
-      <w:r>
-        <w:rPr>
-          <w:rFonts w:ascii="Times New Roman" w:cs="Times New Roman" w:eastAsia="Times New Roman" w:hAnsi="Times New Roman"/>
-          <w:rtl w:val="0"/>
-        </w:rPr>
-        <w:t xml:space="preserve">Tip: Functional / Integration / Privacy</w:t>
-      </w:r>
-    </w:p>
-    <w:p>
-      <w:pPr>
-        <w:numPr>
-          <w:ilvl w:val="1"/>
-          <w:numId w:val="9"/>
-        </w:numPr>
-        <w:ind w:left="2160" w:hanging="360"/>
-        <w:rPr>
-          <w:rFonts w:ascii="Times New Roman" w:cs="Times New Roman" w:eastAsia="Times New Roman" w:hAnsi="Times New Roman"/>
-        </w:rPr>
-      </w:pPr>
-      <w:r>
-        <w:rPr>
-          <w:rFonts w:ascii="Times New Roman" w:cs="Times New Roman" w:eastAsia="Times New Roman" w:hAnsi="Times New Roman"/>
-          <w:rtl w:val="0"/>
-        </w:rPr>
-        <w:t xml:space="preserve">Amaç: OAuth ile test mailbox bağlansın, yeni mail geldiğinde pipeline işlesin, phishing score oluşturulsun, ekler malware pipeline’a yönlendirilsin.</w:t>
-      </w:r>
-    </w:p>
-    <w:p>
-      <w:pPr>
-        <w:numPr>
-          <w:ilvl w:val="1"/>
-          <w:numId w:val="9"/>
-        </w:numPr>
-        <w:ind w:left="2160" w:hanging="360"/>
-        <w:rPr>
-          <w:rFonts w:ascii="Times New Roman" w:cs="Times New Roman" w:eastAsia="Times New Roman" w:hAnsi="Times New Roman"/>
-        </w:rPr>
-      </w:pPr>
-      <w:r>
-        <w:rPr>
-          <w:rFonts w:ascii="Times New Roman" w:cs="Times New Roman" w:eastAsia="Times New Roman" w:hAnsi="Times New Roman"/>
-          <w:rtl w:val="0"/>
-        </w:rPr>
-        <w:t xml:space="preserve">Ölçüt: OAuth token saklama (şifreli), mail işleme ≤ 30s, attachment enqueued.</w:t>
-      </w:r>
-    </w:p>
-    <w:p>
-      <w:pPr>
-        <w:numPr>
-          <w:ilvl w:val="0"/>
-          <w:numId w:val="9"/>
-        </w:numPr>
-        <w:ind w:left="1440" w:hanging="360"/>
-        <w:rPr>
-          <w:rFonts w:ascii="Times New Roman" w:cs="Times New Roman" w:eastAsia="Times New Roman" w:hAnsi="Times New Roman"/>
-          <w:b w:val="1"/>
-          <w:bCs w:val="1"/>
-        </w:rPr>
-      </w:pPr>
-      <w:r>
-        <w:rPr>
-          <w:rFonts w:ascii="Times New Roman" w:cs="Times New Roman" w:eastAsia="Times New Roman" w:hAnsi="Times New Roman"/>
-          <w:b w:val="1"/>
-          <w:bCs w:val="1"/>
-          <w:rtl w:val="0"/>
-        </w:rPr>
-        <w:t xml:space="preserve">Senaryo INT-06 — Caldera Simulation Orchestration, Reporting</w:t>
-      </w:r>
-    </w:p>
-    <w:p>
-      <w:pPr>
-        <w:numPr>
-          <w:ilvl w:val="1"/>
-          <w:numId w:val="9"/>
-        </w:numPr>
-        <w:ind w:left="2160" w:hanging="360"/>
-        <w:rPr>
-          <w:rFonts w:ascii="Times New Roman" w:cs="Times New Roman" w:eastAsia="Times New Roman" w:hAnsi="Times New Roman"/>
-        </w:rPr>
-      </w:pPr>
-      <w:r>
-        <w:rPr>
-          <w:rFonts w:ascii="Times New Roman" w:cs="Times New Roman" w:eastAsia="Times New Roman" w:hAnsi="Times New Roman"/>
-          <w:rtl w:val="0"/>
-        </w:rPr>
-        <w:t xml:space="preserve">Bağlı: DT_FR5 ← HL_FR5</w:t>
-      </w:r>
-    </w:p>
-    <w:p>
-      <w:pPr>
-        <w:numPr>
-          <w:ilvl w:val="1"/>
-          <w:numId w:val="9"/>
-        </w:numPr>
-        <w:ind w:left="2160" w:hanging="360"/>
-        <w:rPr>
-          <w:rFonts w:ascii="Times New Roman" w:cs="Times New Roman" w:eastAsia="Times New Roman" w:hAnsi="Times New Roman"/>
-        </w:rPr>
-      </w:pPr>
-      <w:r>
-        <w:rPr>
-          <w:rFonts w:ascii="Times New Roman" w:cs="Times New Roman" w:eastAsia="Times New Roman" w:hAnsi="Times New Roman"/>
-          <w:rtl w:val="0"/>
-        </w:rPr>
-        <w:t xml:space="preserve">Tip: Functional / Security / Compliance</w:t>
-      </w:r>
-    </w:p>
-    <w:p>
-      <w:pPr>
-        <w:numPr>
-          <w:ilvl w:val="1"/>
-          <w:numId w:val="9"/>
-        </w:numPr>
-        <w:ind w:left="2160" w:hanging="360"/>
-        <w:rPr>
-          <w:rFonts w:ascii="Times New Roman" w:cs="Times New Roman" w:eastAsia="Times New Roman" w:hAnsi="Times New Roman"/>
-        </w:rPr>
-      </w:pPr>
-      <w:r>
-        <w:rPr>
-          <w:rFonts w:ascii="Times New Roman" w:cs="Times New Roman" w:eastAsia="Times New Roman" w:hAnsi="Times New Roman"/>
-          <w:rtl w:val="0"/>
-        </w:rPr>
-        <w:t xml:space="preserve">Amaç: Yetkili user simülasyonu başlatsın, sandbox izole çalışsın, simulation sonucu rapor üretilsin.</w:t>
-      </w:r>
-    </w:p>
-    <w:p>
-      <w:pPr>
-        <w:numPr>
-          <w:ilvl w:val="1"/>
-          <w:numId w:val="9"/>
-        </w:numPr>
-        <w:ind w:left="2160" w:hanging="360"/>
-        <w:rPr>
-          <w:rFonts w:ascii="Times New Roman" w:cs="Times New Roman" w:eastAsia="Times New Roman" w:hAnsi="Times New Roman"/>
-        </w:rPr>
-      </w:pPr>
-      <w:r>
-        <w:rPr>
-          <w:rFonts w:ascii="Times New Roman" w:cs="Times New Roman" w:eastAsia="Times New Roman" w:hAnsi="Times New Roman"/>
-          <w:rtl w:val="0"/>
-        </w:rPr>
-        <w:t xml:space="preserve">Ölçüt: Simülasyon yalnızca doğrulanmış domainlerde çalışır, rapor üretilir.</w:t>
-      </w:r>
-    </w:p>
-    <w:p>
-      <w:pPr>
-        <w:numPr>
-          <w:ilvl w:val="0"/>
-          <w:numId w:val="9"/>
-        </w:numPr>
-        <w:ind w:left="1440" w:hanging="360"/>
-        <w:rPr>
-          <w:rFonts w:ascii="Times New Roman" w:cs="Times New Roman" w:eastAsia="Times New Roman" w:hAnsi="Times New Roman"/>
-          <w:b w:val="1"/>
-          <w:bCs w:val="1"/>
-        </w:rPr>
-      </w:pPr>
-      <w:r>
-        <w:rPr>
-          <w:rFonts w:ascii="Times New Roman" w:cs="Times New Roman" w:eastAsia="Times New Roman" w:hAnsi="Times New Roman"/>
-          <w:b w:val="1"/>
-          <w:bCs w:val="1"/>
-          <w:rtl w:val="0"/>
-        </w:rPr>
-        <w:t xml:space="preserve">Senaryo INT-07 — Crypto APIs &amp; Key Management</w:t>
-      </w:r>
-    </w:p>
-    <w:p>
-      <w:pPr>
-        <w:numPr>
-          <w:ilvl w:val="1"/>
-          <w:numId w:val="9"/>
-        </w:numPr>
-        <w:ind w:left="2160" w:hanging="360"/>
-        <w:rPr>
-          <w:rFonts w:ascii="Times New Roman" w:cs="Times New Roman" w:eastAsia="Times New Roman" w:hAnsi="Times New Roman"/>
-        </w:rPr>
-      </w:pPr>
-      <w:r>
-        <w:rPr>
-          <w:rFonts w:ascii="Times New Roman" w:cs="Times New Roman" w:eastAsia="Times New Roman" w:hAnsi="Times New Roman"/>
-          <w:rtl w:val="0"/>
-        </w:rPr>
-        <w:t xml:space="preserve">Bağlı: DT_FR8 ← HL_FR8</w:t>
-      </w:r>
-    </w:p>
-    <w:p>
-      <w:pPr>
-        <w:numPr>
-          <w:ilvl w:val="1"/>
-          <w:numId w:val="9"/>
-        </w:numPr>
-        <w:ind w:left="2160" w:hanging="360"/>
-        <w:rPr>
-          <w:rFonts w:ascii="Times New Roman" w:cs="Times New Roman" w:eastAsia="Times New Roman" w:hAnsi="Times New Roman"/>
-        </w:rPr>
-      </w:pPr>
-      <w:r>
-        <w:rPr>
-          <w:rFonts w:ascii="Times New Roman" w:cs="Times New Roman" w:eastAsia="Times New Roman" w:hAnsi="Times New Roman"/>
-          <w:rtl w:val="0"/>
-        </w:rPr>
-        <w:t xml:space="preserve">Tip: Functional / Security</w:t>
-      </w:r>
-    </w:p>
-    <w:p>
-      <w:pPr>
-        <w:numPr>
-          <w:ilvl w:val="1"/>
-          <w:numId w:val="9"/>
-        </w:numPr>
-        <w:ind w:left="2160" w:hanging="360"/>
-        <w:rPr>
-          <w:rFonts w:ascii="Times New Roman" w:cs="Times New Roman" w:eastAsia="Times New Roman" w:hAnsi="Times New Roman"/>
-        </w:rPr>
-      </w:pPr>
-      <w:r>
-        <w:rPr>
-          <w:rFonts w:ascii="Times New Roman" w:cs="Times New Roman" w:eastAsia="Times New Roman" w:hAnsi="Times New Roman"/>
-          <w:rtl w:val="0"/>
-        </w:rPr>
-        <w:t xml:space="preserve">Amaç: AES encrypt/decrypt roundtrip, RSA opsiyonel test, private key’lerin plaintext olmadığını doğrula.</w:t>
-      </w:r>
-    </w:p>
-    <w:p>
-      <w:pPr>
-        <w:numPr>
-          <w:ilvl w:val="1"/>
-          <w:numId w:val="9"/>
-        </w:numPr>
-        <w:ind w:left="2160" w:hanging="360"/>
-        <w:rPr>
-          <w:rFonts w:ascii="Times New Roman" w:cs="Times New Roman" w:eastAsia="Times New Roman" w:hAnsi="Times New Roman"/>
-        </w:rPr>
-      </w:pPr>
-      <w:r>
-        <w:rPr>
-          <w:rFonts w:ascii="Times New Roman" w:cs="Times New Roman" w:eastAsia="Times New Roman" w:hAnsi="Times New Roman"/>
-          <w:rtl w:val="0"/>
-        </w:rPr>
-        <w:t xml:space="preserve">Ölçüt: Şifre çözme doğru, private key DB’de plaintext değil.</w:t>
-      </w:r>
-    </w:p>
-    <w:p>
-      <w:pPr>
-        <w:numPr>
-          <w:ilvl w:val="0"/>
-          <w:numId w:val="9"/>
-        </w:numPr>
-        <w:ind w:left="1440" w:hanging="360"/>
-        <w:rPr>
-          <w:rFonts w:ascii="Times New Roman" w:cs="Times New Roman" w:eastAsia="Times New Roman" w:hAnsi="Times New Roman"/>
-          <w:b w:val="1"/>
-          <w:bCs w:val="1"/>
-        </w:rPr>
-      </w:pPr>
-      <w:r>
-        <w:rPr>
-          <w:rFonts w:ascii="Times New Roman" w:cs="Times New Roman" w:eastAsia="Times New Roman" w:hAnsi="Times New Roman"/>
-          <w:b w:val="1"/>
-          <w:bCs w:val="1"/>
-          <w:rtl w:val="0"/>
-        </w:rPr>
-        <w:t xml:space="preserve">Senaryo INT-08 — Report Engine</w:t>
-      </w:r>
-    </w:p>
-    <w:p>
-      <w:pPr>
-        <w:numPr>
-          <w:ilvl w:val="1"/>
-          <w:numId w:val="9"/>
-        </w:numPr>
-        <w:ind w:left="2160" w:hanging="360"/>
-        <w:rPr>
-          <w:rFonts w:ascii="Times New Roman" w:cs="Times New Roman" w:eastAsia="Times New Roman" w:hAnsi="Times New Roman"/>
-        </w:rPr>
-      </w:pPr>
-      <w:r>
-        <w:rPr>
-          <w:rFonts w:ascii="Times New Roman" w:cs="Times New Roman" w:eastAsia="Times New Roman" w:hAnsi="Times New Roman"/>
-          <w:rtl w:val="0"/>
-        </w:rPr>
-        <w:t xml:space="preserve">Bağlı: DT_FR9 ← HL_FR9</w:t>
-      </w:r>
-    </w:p>
-    <w:p>
-      <w:pPr>
-        <w:numPr>
-          <w:ilvl w:val="1"/>
-          <w:numId w:val="9"/>
-        </w:numPr>
-        <w:ind w:left="2160" w:hanging="360"/>
-        <w:rPr>
-          <w:rFonts w:ascii="Times New Roman" w:cs="Times New Roman" w:eastAsia="Times New Roman" w:hAnsi="Times New Roman"/>
-        </w:rPr>
-      </w:pPr>
-      <w:r>
-        <w:rPr>
-          <w:rFonts w:ascii="Times New Roman" w:cs="Times New Roman" w:eastAsia="Times New Roman" w:hAnsi="Times New Roman"/>
-          <w:rtl w:val="0"/>
-        </w:rPr>
-        <w:t xml:space="preserve">Tip: Functional / Performance</w:t>
-      </w:r>
-    </w:p>
-    <w:p>
-      <w:pPr>
-        <w:numPr>
-          <w:ilvl w:val="1"/>
-          <w:numId w:val="9"/>
-        </w:numPr>
-        <w:ind w:left="2160" w:hanging="360"/>
-        <w:rPr>
-          <w:rFonts w:ascii="Times New Roman" w:cs="Times New Roman" w:eastAsia="Times New Roman" w:hAnsi="Times New Roman"/>
-        </w:rPr>
-      </w:pPr>
-      <w:r>
-        <w:rPr>
-          <w:rFonts w:ascii="Times New Roman" w:cs="Times New Roman" w:eastAsia="Times New Roman" w:hAnsi="Times New Roman"/>
-          <w:rtl w:val="0"/>
-        </w:rPr>
-        <w:t xml:space="preserve">Amaç: Filtre seçilip PDF oluşturma isteğiyle PDF üretimi başarıyla gerçekleşsin, üretim ≤ 15s hedefi ölçülsün.</w:t>
-      </w:r>
-    </w:p>
-    <w:p>
-      <w:pPr>
-        <w:numPr>
-          <w:ilvl w:val="1"/>
-          <w:numId w:val="9"/>
-        </w:numPr>
-        <w:ind w:left="2160" w:hanging="360"/>
-        <w:rPr>
-          <w:rFonts w:ascii="Times New Roman" w:cs="Times New Roman" w:eastAsia="Times New Roman" w:hAnsi="Times New Roman"/>
-        </w:rPr>
-      </w:pPr>
-      <w:r>
-        <w:rPr>
-          <w:rFonts w:ascii="Times New Roman" w:cs="Times New Roman" w:eastAsia="Times New Roman" w:hAnsi="Times New Roman"/>
-          <w:rtl w:val="0"/>
-        </w:rPr>
-        <w:t xml:space="preserve">Ölçüt: PDF oluşturulur, içerik filtre ile eşleşir, süre hedefi ölçülür.</w:t>
-      </w:r>
-    </w:p>
-    <w:p>
-      <w:pPr>
-        <w:numPr>
-          <w:ilvl w:val="0"/>
-          <w:numId w:val="9"/>
-        </w:numPr>
-        <w:ind w:left="1440" w:hanging="360"/>
-        <w:rPr>
-          <w:rFonts w:ascii="Times New Roman" w:cs="Times New Roman" w:eastAsia="Times New Roman" w:hAnsi="Times New Roman"/>
-          <w:b w:val="1"/>
-          <w:bCs w:val="1"/>
-        </w:rPr>
-      </w:pPr>
-      <w:r>
-        <w:rPr>
-          <w:rFonts w:ascii="Times New Roman" w:cs="Times New Roman" w:eastAsia="Times New Roman" w:hAnsi="Times New Roman"/>
-          <w:b w:val="1"/>
-          <w:bCs w:val="1"/>
-          <w:rtl w:val="0"/>
-        </w:rPr>
-        <w:t xml:space="preserve">Senaryo INT-09 — RBAC + 2FA Enforcement Across APIs/UI</w:t>
-      </w:r>
-    </w:p>
-    <w:p>
-      <w:pPr>
-        <w:numPr>
-          <w:ilvl w:val="1"/>
-          <w:numId w:val="9"/>
-        </w:numPr>
-        <w:ind w:left="2160" w:hanging="360"/>
-        <w:rPr>
-          <w:rFonts w:ascii="Times New Roman" w:cs="Times New Roman" w:eastAsia="Times New Roman" w:hAnsi="Times New Roman"/>
-        </w:rPr>
-      </w:pPr>
-      <w:r>
-        <w:rPr>
-          <w:rFonts w:ascii="Times New Roman" w:cs="Times New Roman" w:eastAsia="Times New Roman" w:hAnsi="Times New Roman"/>
-          <w:rtl w:val="0"/>
-        </w:rPr>
-        <w:t xml:space="preserve">Bağlı: DT_FR10 ← HL_FR10</w:t>
-      </w:r>
-    </w:p>
-    <w:p>
-      <w:pPr>
-        <w:numPr>
-          <w:ilvl w:val="1"/>
-          <w:numId w:val="9"/>
-        </w:numPr>
-        <w:ind w:left="2160" w:hanging="360"/>
-        <w:rPr>
-          <w:rFonts w:ascii="Times New Roman" w:cs="Times New Roman" w:eastAsia="Times New Roman" w:hAnsi="Times New Roman"/>
-        </w:rPr>
-      </w:pPr>
-      <w:r>
-        <w:rPr>
-          <w:rFonts w:ascii="Times New Roman" w:cs="Times New Roman" w:eastAsia="Times New Roman" w:hAnsi="Times New Roman"/>
-          <w:rtl w:val="0"/>
-        </w:rPr>
-        <w:t xml:space="preserve">Tip: Security / Integration</w:t>
-      </w:r>
-    </w:p>
-    <w:p>
-      <w:pPr>
-        <w:numPr>
-          <w:ilvl w:val="1"/>
-          <w:numId w:val="9"/>
-        </w:numPr>
-        <w:ind w:left="2160" w:hanging="360"/>
-        <w:rPr>
-          <w:rFonts w:ascii="Times New Roman" w:cs="Times New Roman" w:eastAsia="Times New Roman" w:hAnsi="Times New Roman"/>
-        </w:rPr>
-      </w:pPr>
-      <w:r>
-        <w:rPr>
-          <w:rFonts w:ascii="Times New Roman" w:cs="Times New Roman" w:eastAsia="Times New Roman" w:hAnsi="Times New Roman"/>
-          <w:rtl w:val="0"/>
-        </w:rPr>
-        <w:t xml:space="preserve">Amaç: Admin login’da 2FA zorunlu; ReadOnly rolü yazma yapamaz; role change auditlenir.</w:t>
-      </w:r>
-    </w:p>
-    <w:p>
-      <w:pPr>
-        <w:numPr>
-          <w:ilvl w:val="1"/>
-          <w:numId w:val="9"/>
-        </w:numPr>
-        <w:ind w:left="2160" w:hanging="360"/>
-        <w:rPr>
-          <w:rFonts w:ascii="Times New Roman" w:cs="Times New Roman" w:eastAsia="Times New Roman" w:hAnsi="Times New Roman"/>
-        </w:rPr>
-      </w:pPr>
-      <w:r>
-        <w:rPr>
-          <w:rFonts w:ascii="Times New Roman" w:cs="Times New Roman" w:eastAsia="Times New Roman" w:hAnsi="Times New Roman"/>
-          <w:rtl w:val="0"/>
-        </w:rPr>
-        <w:t xml:space="preserve">Ölçüt: 2FA olmadan admin erişimi reddedilir. Write attempts by ReadOnly → 403, audit kaydı var.</w:t>
-      </w:r>
-    </w:p>
-    <w:p>
-      <w:pPr>
-        <w:numPr>
-          <w:ilvl w:val="0"/>
-          <w:numId w:val="9"/>
-        </w:numPr>
-        <w:ind w:left="1440" w:hanging="360"/>
-        <w:rPr>
-          <w:rFonts w:ascii="Times New Roman" w:cs="Times New Roman" w:eastAsia="Times New Roman" w:hAnsi="Times New Roman"/>
-          <w:b w:val="1"/>
-          <w:bCs w:val="1"/>
-        </w:rPr>
-      </w:pPr>
-      <w:r>
-        <w:rPr>
-          <w:rFonts w:ascii="Times New Roman" w:cs="Times New Roman" w:eastAsia="Times New Roman" w:hAnsi="Times New Roman"/>
-          <w:b w:val="1"/>
-          <w:bCs w:val="1"/>
-          <w:rtl w:val="0"/>
-        </w:rPr>
-        <w:t xml:space="preserve">Senaryo INT-10 — End-to-End Alert-to-Report Flow</w:t>
-      </w:r>
-    </w:p>
-    <w:p>
-      <w:pPr>
-        <w:numPr>
-          <w:ilvl w:val="1"/>
-          <w:numId w:val="9"/>
-        </w:numPr>
-        <w:ind w:left="2160" w:hanging="360"/>
-        <w:rPr>
-          <w:rFonts w:ascii="Times New Roman" w:cs="Times New Roman" w:eastAsia="Times New Roman" w:hAnsi="Times New Roman"/>
-        </w:rPr>
-      </w:pPr>
-      <w:r>
-        <w:rPr>
-          <w:rFonts w:ascii="Times New Roman" w:cs="Times New Roman" w:eastAsia="Times New Roman" w:hAnsi="Times New Roman"/>
-          <w:rtl w:val="0"/>
-        </w:rPr>
-        <w:t xml:space="preserve">Bağlı: Çapraz (DT_FR4, DT_FR2, DT_FR9)</w:t>
-      </w:r>
-    </w:p>
-    <w:p>
-      <w:pPr>
-        <w:numPr>
-          <w:ilvl w:val="1"/>
-          <w:numId w:val="9"/>
-        </w:numPr>
-        <w:ind w:left="2160" w:hanging="360"/>
-        <w:rPr>
-          <w:rFonts w:ascii="Times New Roman" w:cs="Times New Roman" w:eastAsia="Times New Roman" w:hAnsi="Times New Roman"/>
-        </w:rPr>
-      </w:pPr>
-      <w:r>
-        <w:rPr>
-          <w:rFonts w:ascii="Times New Roman" w:cs="Times New Roman" w:eastAsia="Times New Roman" w:hAnsi="Times New Roman"/>
-          <w:rtl w:val="0"/>
-        </w:rPr>
-        <w:t xml:space="preserve">Tip: Smoke / E2E / Performance</w:t>
-      </w:r>
-    </w:p>
-    <w:p>
-      <w:pPr>
-        <w:numPr>
-          <w:ilvl w:val="1"/>
-          <w:numId w:val="9"/>
-        </w:numPr>
-        <w:ind w:left="2160" w:hanging="360"/>
-        <w:rPr>
-          <w:rFonts w:ascii="Times New Roman" w:cs="Times New Roman" w:eastAsia="Times New Roman" w:hAnsi="Times New Roman"/>
-        </w:rPr>
-      </w:pPr>
-      <w:r>
-        <w:rPr>
-          <w:rFonts w:ascii="Times New Roman" w:cs="Times New Roman" w:eastAsia="Times New Roman" w:hAnsi="Times New Roman"/>
-          <w:rtl w:val="0"/>
-        </w:rPr>
-        <w:t xml:space="preserve">Amaç: IDS alert veya matched CVE tetiklemesiyle uygun raporun oluşturulması ve kullanıcıya bildirim gitmesi.</w:t>
-      </w:r>
-    </w:p>
-    <w:p>
-      <w:pPr>
-        <w:numPr>
-          <w:ilvl w:val="1"/>
-          <w:numId w:val="9"/>
-        </w:numPr>
-        <w:ind w:left="2160" w:hanging="360"/>
-        <w:rPr>
-          <w:rFonts w:ascii="Times New Roman" w:cs="Times New Roman" w:eastAsia="Times New Roman" w:hAnsi="Times New Roman"/>
-        </w:rPr>
-      </w:pPr>
-      <w:r>
-        <w:rPr>
-          <w:rFonts w:ascii="Times New Roman" w:cs="Times New Roman" w:eastAsia="Times New Roman" w:hAnsi="Times New Roman"/>
-          <w:rtl w:val="0"/>
-        </w:rPr>
-        <w:t xml:space="preserve">Ölçüt: Uçtan uca süreç tamamlanır, rapor + bildirim üretilir; performans kabul kriterleri sağlanır.</w:t>
+          <w:numId w:val="7"/>
+        </w:numPr>
+        <w:ind w:left="1440" w:hanging="360"/>
+        <w:rPr>
+          <w:rFonts w:ascii="Times New Roman" w:cs="Times New Roman" w:eastAsia="Times New Roman" w:hAnsi="Times New Roman"/>
+        </w:rPr>
+      </w:pPr>
+      <w:r>
+        <w:rPr>
+          <w:rFonts w:ascii="Times New Roman" w:cs="Times New Roman" w:eastAsia="Times New Roman" w:hAnsi="Times New Roman"/>
+          <w:rtl w:val="0"/>
+        </w:rPr>
+        <w:t xml:space="preserve">PERF-03: PDF generator stress - 10 eşzamanlı PDF talepleri. Ölçümler: Render süreleri, worker saturasyonu.</w:t>
       </w:r>
     </w:p>
     <w:p>
@@ -1870,78 +1946,91 @@
           <w:numId w:val="5"/>
         </w:numPr>
         <w:spacing w:after="0" w:afterAutospacing="0"/>
-        <w:rPr>
-          <w:rFonts w:ascii="Times New Roman" w:cs="Times New Roman" w:eastAsia="Times New Roman" w:hAnsi="Times New Roman"/>
-          <w:b w:val="1"/>
-          <w:bCs w:val="1"/>
-          <w:sz w:val="24"/>
-          <w:szCs w:val="24"/>
-        </w:rPr>
-      </w:pPr>
-      <w:bookmarkStart w:colFirst="0" w:colLast="0" w:name="_5fn4ngv8h8if" w:id="7"/>
+        <w:rPr/>
+      </w:pPr>
+      <w:bookmarkStart w:colFirst="0" w:colLast="0" w:name="_qrdez11x4wb" w:id="7"/>
       <w:bookmarkEnd w:id="7"/>
       <w:r>
         <w:rPr>
           <w:rtl w:val="0"/>
         </w:rPr>
-        <w:t xml:space="preserve">Performans / Yük Test Senaryoları</w:t>
+        <w:t xml:space="preserve">Güvenlik / Uyumluluk Testleri</w:t>
       </w:r>
     </w:p>
     <w:p>
       <w:pPr>
         <w:numPr>
           <w:ilvl w:val="0"/>
-          <w:numId w:val="7"/>
-        </w:numPr>
-        <w:ind w:left="1440" w:hanging="360"/>
-        <w:rPr>
-          <w:rFonts w:ascii="Times New Roman" w:cs="Times New Roman" w:eastAsia="Times New Roman" w:hAnsi="Times New Roman"/>
-        </w:rPr>
-      </w:pPr>
-      <w:r>
-        <w:rPr>
-          <w:rFonts w:ascii="Times New Roman" w:cs="Times New Roman" w:eastAsia="Times New Roman" w:hAnsi="Times New Roman"/>
-          <w:rtl w:val="0"/>
-        </w:rPr>
-        <w:t xml:space="preserve">PERF-01: IDS sustained load test - 100 alarm/s 5 dakika boyunca. Ölçümler: p50/p90/p95 latencies, queue depth, worker CPU/RAM.</w:t>
+          <w:numId w:val="4"/>
+        </w:numPr>
+        <w:ind w:left="1440" w:hanging="360"/>
+        <w:rPr>
+          <w:rFonts w:ascii="Times New Roman" w:cs="Times New Roman" w:eastAsia="Times New Roman" w:hAnsi="Times New Roman"/>
+        </w:rPr>
+      </w:pPr>
+      <w:r>
+        <w:rPr>
+          <w:rFonts w:ascii="Times New Roman" w:cs="Times New Roman" w:eastAsia="Times New Roman" w:hAnsi="Times New Roman"/>
+          <w:rtl w:val="0"/>
+        </w:rPr>
+        <w:t xml:space="preserve">SEC-01: TLS enforcement - tüm HTTP endpoint’lere TLS ile erişim zorunluluğu testi.</w:t>
       </w:r>
     </w:p>
     <w:p>
       <w:pPr>
         <w:numPr>
           <w:ilvl w:val="0"/>
-          <w:numId w:val="7"/>
-        </w:numPr>
-        <w:ind w:left="1440" w:hanging="360"/>
-        <w:rPr>
-          <w:rFonts w:ascii="Times New Roman" w:cs="Times New Roman" w:eastAsia="Times New Roman" w:hAnsi="Times New Roman"/>
-        </w:rPr>
-      </w:pPr>
-      <w:r>
-        <w:rPr>
-          <w:rFonts w:ascii="Times New Roman" w:cs="Times New Roman" w:eastAsia="Times New Roman" w:hAnsi="Times New Roman"/>
-          <w:rtl w:val="0"/>
-        </w:rPr>
-        <w:t xml:space="preserve">PERF-02: Inference burst test - 50 inference job paralel. Ölçümler: p95 latency GPU/CPU, error rate.</w:t>
+          <w:numId w:val="4"/>
+        </w:numPr>
+        <w:ind w:left="1440" w:hanging="360"/>
+        <w:rPr>
+          <w:rFonts w:ascii="Times New Roman" w:cs="Times New Roman" w:eastAsia="Times New Roman" w:hAnsi="Times New Roman"/>
+        </w:rPr>
+      </w:pPr>
+      <w:r>
+        <w:rPr>
+          <w:rFonts w:ascii="Times New Roman" w:cs="Times New Roman" w:eastAsia="Times New Roman" w:hAnsi="Times New Roman"/>
+          <w:rtl w:val="0"/>
+        </w:rPr>
+        <w:t xml:space="preserve">SEC-02: RBAC penetration check - role-based access bypass senaryoları test edilecek.</w:t>
       </w:r>
     </w:p>
     <w:p>
       <w:pPr>
         <w:numPr>
           <w:ilvl w:val="0"/>
-          <w:numId w:val="7"/>
-        </w:numPr>
-        <w:ind w:left="1440" w:hanging="360"/>
-        <w:rPr>
-          <w:rFonts w:ascii="Times New Roman" w:cs="Times New Roman" w:eastAsia="Times New Roman" w:hAnsi="Times New Roman"/>
-        </w:rPr>
-      </w:pPr>
-      <w:r>
-        <w:rPr>
-          <w:rFonts w:ascii="Times New Roman" w:cs="Times New Roman" w:eastAsia="Times New Roman" w:hAnsi="Times New Roman"/>
-          <w:rtl w:val="0"/>
-        </w:rPr>
-        <w:t xml:space="preserve">PERF-03: PDF generator stress - 10 eşzamanlı PDF talepleri. Ölçümler: Render süreleri, worker saturasyonu.</w:t>
+          <w:numId w:val="4"/>
+        </w:numPr>
+        <w:ind w:left="1440" w:hanging="360"/>
+        <w:rPr>
+          <w:rFonts w:ascii="Times New Roman" w:cs="Times New Roman" w:eastAsia="Times New Roman" w:hAnsi="Times New Roman"/>
+        </w:rPr>
+      </w:pPr>
+      <w:r>
+        <w:rPr>
+          <w:rFonts w:ascii="Times New Roman" w:cs="Times New Roman" w:eastAsia="Times New Roman" w:hAnsi="Times New Roman"/>
+          <w:rtl w:val="0"/>
+        </w:rPr>
+        <w:t xml:space="preserve">SEC-03: Dependency vulnerability scan - OWASP ZAP raporları.</w:t>
+      </w:r>
+    </w:p>
+    <w:p>
+      <w:pPr>
+        <w:numPr>
+          <w:ilvl w:val="0"/>
+          <w:numId w:val="4"/>
+        </w:numPr>
+        <w:ind w:left="1440" w:hanging="360"/>
+        <w:rPr>
+          <w:rFonts w:ascii="Times New Roman" w:cs="Times New Roman" w:eastAsia="Times New Roman" w:hAnsi="Times New Roman"/>
+        </w:rPr>
+      </w:pPr>
+      <w:r>
+        <w:rPr>
+          <w:rFonts w:ascii="Times New Roman" w:cs="Times New Roman" w:eastAsia="Times New Roman" w:hAnsi="Times New Roman"/>
+          <w:rtl w:val="0"/>
+        </w:rPr>
+        <w:t xml:space="preserve">SEC-04: Data privacy test - mail ingestion pipeline için PII minimizasyon doğrulaması </w:t>
       </w:r>
     </w:p>
     <w:p>
@@ -1964,97 +2053,53 @@
           <w:numId w:val="5"/>
         </w:numPr>
         <w:spacing w:after="0" w:afterAutospacing="0"/>
-        <w:rPr>
-          <w:rFonts w:ascii="Times New Roman" w:cs="Times New Roman" w:eastAsia="Times New Roman" w:hAnsi="Times New Roman"/>
-          <w:b w:val="1"/>
-          <w:bCs w:val="1"/>
-          <w:sz w:val="24"/>
-          <w:szCs w:val="24"/>
-        </w:rPr>
-      </w:pPr>
-      <w:bookmarkStart w:colFirst="0" w:colLast="0" w:name="_qrdez11x4wb" w:id="8"/>
+        <w:rPr/>
+      </w:pPr>
+      <w:bookmarkStart w:colFirst="0" w:colLast="0" w:name="_y1ctdikq1jaz" w:id="8"/>
       <w:bookmarkEnd w:id="8"/>
       <w:r>
         <w:rPr>
           <w:rtl w:val="0"/>
         </w:rPr>
-        <w:t xml:space="preserve">Güvenlik / Uyumluluk Testleri</w:t>
-      </w:r>
-    </w:p>
-    <w:p>
-      <w:pPr>
-        <w:numPr>
-          <w:ilvl w:val="0"/>
-          <w:numId w:val="4"/>
-        </w:numPr>
-        <w:ind w:left="1440" w:hanging="360"/>
-        <w:rPr>
-          <w:rFonts w:ascii="Times New Roman" w:cs="Times New Roman" w:eastAsia="Times New Roman" w:hAnsi="Times New Roman"/>
-        </w:rPr>
-      </w:pPr>
-      <w:r>
-        <w:rPr>
-          <w:rFonts w:ascii="Times New Roman" w:cs="Times New Roman" w:eastAsia="Times New Roman" w:hAnsi="Times New Roman"/>
-          <w:rtl w:val="0"/>
-        </w:rPr>
-        <w:t xml:space="preserve">SEC-01: TLS enforcement - tüm HTTP endpoint’lere TLS ile erişim zorunluluğu testi.</w:t>
-      </w:r>
-    </w:p>
-    <w:p>
-      <w:pPr>
-        <w:numPr>
-          <w:ilvl w:val="0"/>
-          <w:numId w:val="4"/>
-        </w:numPr>
-        <w:ind w:left="1440" w:hanging="360"/>
-        <w:rPr>
-          <w:rFonts w:ascii="Times New Roman" w:cs="Times New Roman" w:eastAsia="Times New Roman" w:hAnsi="Times New Roman"/>
-        </w:rPr>
-      </w:pPr>
-      <w:r>
-        <w:rPr>
-          <w:rFonts w:ascii="Times New Roman" w:cs="Times New Roman" w:eastAsia="Times New Roman" w:hAnsi="Times New Roman"/>
-          <w:rtl w:val="0"/>
-        </w:rPr>
-        <w:t xml:space="preserve">SEC-02: RBAC penetration check - role-based access bypass senaryoları test edilecek.</w:t>
-      </w:r>
-    </w:p>
-    <w:p>
-      <w:pPr>
-        <w:numPr>
-          <w:ilvl w:val="0"/>
-          <w:numId w:val="4"/>
-        </w:numPr>
-        <w:ind w:left="1440" w:hanging="360"/>
-        <w:rPr>
-          <w:rFonts w:ascii="Times New Roman" w:cs="Times New Roman" w:eastAsia="Times New Roman" w:hAnsi="Times New Roman"/>
-        </w:rPr>
-      </w:pPr>
-      <w:r>
-        <w:rPr>
-          <w:rFonts w:ascii="Times New Roman" w:cs="Times New Roman" w:eastAsia="Times New Roman" w:hAnsi="Times New Roman"/>
-          <w:rtl w:val="0"/>
-        </w:rPr>
-        <w:t xml:space="preserve">SEC-03: Dependency vulnerability scan - OWASP ZAP raporları.</w:t>
-      </w:r>
-    </w:p>
-    <w:p>
-      <w:pPr>
-        <w:numPr>
-          <w:ilvl w:val="0"/>
-          <w:numId w:val="4"/>
-        </w:numPr>
-        <w:ind w:left="1440" w:hanging="360"/>
-        <w:rPr>
-          <w:rFonts w:ascii="Times New Roman" w:cs="Times New Roman" w:eastAsia="Times New Roman" w:hAnsi="Times New Roman"/>
-        </w:rPr>
-      </w:pPr>
-      <w:r>
-        <w:rPr>
-          <w:rFonts w:ascii="Times New Roman" w:cs="Times New Roman" w:eastAsia="Times New Roman" w:hAnsi="Times New Roman"/>
-          <w:rtl w:val="0"/>
-        </w:rPr>
-        <w:t xml:space="preserve">SEC-04: Data privacy test - mail ingestion pipeline için PII minimizasyon doğrulaması </w:t>
+        <w:t xml:space="preserve">Giriş / Çıkış Kriterleri</w:t>
+      </w:r>
+    </w:p>
+    <w:p>
+      <w:pPr>
+        <w:numPr>
+          <w:ilvl w:val="1"/>
+          <w:numId w:val="8"/>
+        </w:numPr>
+        <w:ind w:left="1440" w:hanging="360"/>
+        <w:rPr>
+          <w:rFonts w:ascii="Times New Roman" w:cs="Times New Roman" w:eastAsia="Times New Roman" w:hAnsi="Times New Roman"/>
+        </w:rPr>
+      </w:pPr>
+      <w:r>
+        <w:rPr>
+          <w:rFonts w:ascii="Times New Roman" w:cs="Times New Roman" w:eastAsia="Times New Roman" w:hAnsi="Times New Roman"/>
+          <w:rtl w:val="0"/>
+        </w:rPr>
+        <w:t xml:space="preserve">Giriş (Test başlayabilir): tüm servisler deploy edilmiş, smoke testler geçilmiş, test hesapları hazır.</w:t>
+      </w:r>
+    </w:p>
+    <w:p>
+      <w:pPr>
+        <w:numPr>
+          <w:ilvl w:val="1"/>
+          <w:numId w:val="8"/>
+        </w:numPr>
+        <w:ind w:left="1440" w:hanging="360"/>
+        <w:rPr>
+          <w:rFonts w:ascii="Times New Roman" w:cs="Times New Roman" w:eastAsia="Times New Roman" w:hAnsi="Times New Roman"/>
+        </w:rPr>
+      </w:pPr>
+      <w:r>
+        <w:rPr>
+          <w:rFonts w:ascii="Times New Roman" w:cs="Times New Roman" w:eastAsia="Times New Roman" w:hAnsi="Times New Roman"/>
+          <w:rtl w:val="0"/>
+        </w:rPr>
+        <w:t xml:space="preserve">Çıkış (Bu test seti için): Entegrasyon testleri başarıyla geçerse ve performans hedeflerinin %90’ı sağlanıyorsa, test seti tamamlanmış kabul edilir. Aksi takdirde, issue tekrar yapılmak üzere açılır.</w:t>
       </w:r>
     </w:p>
     <w:p>
@@ -2077,59 +2122,53 @@
           <w:numId w:val="5"/>
         </w:numPr>
         <w:spacing w:after="0" w:afterAutospacing="0"/>
-        <w:rPr>
-          <w:rFonts w:ascii="Times New Roman" w:cs="Times New Roman" w:eastAsia="Times New Roman" w:hAnsi="Times New Roman"/>
-          <w:b w:val="1"/>
-          <w:bCs w:val="1"/>
-          <w:sz w:val="24"/>
-          <w:szCs w:val="24"/>
-        </w:rPr>
-      </w:pPr>
-      <w:bookmarkStart w:colFirst="0" w:colLast="0" w:name="_y1ctdikq1jaz" w:id="9"/>
+        <w:rPr/>
+      </w:pPr>
+      <w:bookmarkStart w:colFirst="0" w:colLast="0" w:name="_6d1qoq6is91r" w:id="9"/>
       <w:bookmarkEnd w:id="9"/>
       <w:r>
         <w:rPr>
           <w:rtl w:val="0"/>
         </w:rPr>
-        <w:t xml:space="preserve">Giriş / Çıkış Kriterleri</w:t>
-      </w:r>
-    </w:p>
-    <w:p>
-      <w:pPr>
-        <w:numPr>
-          <w:ilvl w:val="1"/>
-          <w:numId w:val="8"/>
-        </w:numPr>
-        <w:ind w:left="1440" w:hanging="360"/>
-        <w:rPr>
-          <w:rFonts w:ascii="Times New Roman" w:cs="Times New Roman" w:eastAsia="Times New Roman" w:hAnsi="Times New Roman"/>
-        </w:rPr>
-      </w:pPr>
-      <w:r>
-        <w:rPr>
-          <w:rFonts w:ascii="Times New Roman" w:cs="Times New Roman" w:eastAsia="Times New Roman" w:hAnsi="Times New Roman"/>
-          <w:rtl w:val="0"/>
-        </w:rPr>
-        <w:t xml:space="preserve">Giriş (Test başlayabilir): tüm servisler deploy edilmiş, smoke testler geçilmiş, test hesapları hazır.</w:t>
-      </w:r>
-    </w:p>
-    <w:p>
-      <w:pPr>
-        <w:numPr>
-          <w:ilvl w:val="1"/>
-          <w:numId w:val="8"/>
-        </w:numPr>
-        <w:ind w:left="1440" w:hanging="360"/>
-        <w:rPr>
-          <w:rFonts w:ascii="Times New Roman" w:cs="Times New Roman" w:eastAsia="Times New Roman" w:hAnsi="Times New Roman"/>
-        </w:rPr>
-      </w:pPr>
-      <w:r>
-        <w:rPr>
-          <w:rFonts w:ascii="Times New Roman" w:cs="Times New Roman" w:eastAsia="Times New Roman" w:hAnsi="Times New Roman"/>
-          <w:rtl w:val="0"/>
-        </w:rPr>
-        <w:t xml:space="preserve">Çıkış (Bu test seti için): Entegrasyon testleri başarıyla geçerse ve performans hedeflerinin %90’ı sağlanıyorsa, test seti tamamlanmış kabul edilir. Aksi takdirde, issue tekrar yapılmak üzere açılır.</w:t>
+        <w:t xml:space="preserve">Hata Yönetimi ve Raporlama</w:t>
+      </w:r>
+    </w:p>
+    <w:p>
+      <w:pPr>
+        <w:numPr>
+          <w:ilvl w:val="0"/>
+          <w:numId w:val="2"/>
+        </w:numPr>
+        <w:ind w:left="1440" w:hanging="360"/>
+        <w:rPr>
+          <w:rFonts w:ascii="Times New Roman" w:cs="Times New Roman" w:eastAsia="Times New Roman" w:hAnsi="Times New Roman"/>
+        </w:rPr>
+      </w:pPr>
+      <w:r>
+        <w:rPr>
+          <w:rFonts w:ascii="Times New Roman" w:cs="Times New Roman" w:eastAsia="Times New Roman" w:hAnsi="Times New Roman"/>
+          <w:rtl w:val="0"/>
+        </w:rPr>
+        <w:t xml:space="preserve">Hata kaydı: Tüm bulgular issue tracker’a kaydedilecek; her issue’ya DT_FR referansı eklenecek.</w:t>
+      </w:r>
+    </w:p>
+    <w:p>
+      <w:pPr>
+        <w:numPr>
+          <w:ilvl w:val="0"/>
+          <w:numId w:val="2"/>
+        </w:numPr>
+        <w:ind w:left="1440" w:hanging="360"/>
+        <w:rPr>
+          <w:rFonts w:ascii="Times New Roman" w:cs="Times New Roman" w:eastAsia="Times New Roman" w:hAnsi="Times New Roman"/>
+        </w:rPr>
+      </w:pPr>
+      <w:r>
+        <w:rPr>
+          <w:rFonts w:ascii="Times New Roman" w:cs="Times New Roman" w:eastAsia="Times New Roman" w:hAnsi="Times New Roman"/>
+          <w:rtl w:val="0"/>
+        </w:rPr>
+        <w:t xml:space="preserve">Raporlama: Günlük test ilerleme raporu; sprint sonunda ayrıntılı test raporu (test vakaları, sonuçlar, metrikler, açık sorunlar).</w:t>
       </w:r>
     </w:p>
     <w:p>
@@ -2152,91 +2191,10 @@
           <w:numId w:val="5"/>
         </w:numPr>
         <w:spacing w:after="0" w:afterAutospacing="0"/>
-        <w:rPr>
-          <w:rFonts w:ascii="Times New Roman" w:cs="Times New Roman" w:eastAsia="Times New Roman" w:hAnsi="Times New Roman"/>
-          <w:b w:val="1"/>
-          <w:bCs w:val="1"/>
-          <w:sz w:val="24"/>
-          <w:szCs w:val="24"/>
-        </w:rPr>
-      </w:pPr>
-      <w:bookmarkStart w:colFirst="0" w:colLast="0" w:name="_6d1qoq6is91r" w:id="10"/>
+        <w:rPr/>
+      </w:pPr>
+      <w:bookmarkStart w:colFirst="0" w:colLast="0" w:name="_3anpdcyd7ygs" w:id="10"/>
       <w:bookmarkEnd w:id="10"/>
-      <w:r>
-        <w:rPr>
-          <w:rtl w:val="0"/>
-        </w:rPr>
-        <w:t xml:space="preserve">Hata Yönetimi ve Raporlama</w:t>
-      </w:r>
-    </w:p>
-    <w:p>
-      <w:pPr>
-        <w:numPr>
-          <w:ilvl w:val="0"/>
-          <w:numId w:val="2"/>
-        </w:numPr>
-        <w:ind w:left="1440" w:hanging="360"/>
-        <w:rPr>
-          <w:rFonts w:ascii="Times New Roman" w:cs="Times New Roman" w:eastAsia="Times New Roman" w:hAnsi="Times New Roman"/>
-        </w:rPr>
-      </w:pPr>
-      <w:r>
-        <w:rPr>
-          <w:rFonts w:ascii="Times New Roman" w:cs="Times New Roman" w:eastAsia="Times New Roman" w:hAnsi="Times New Roman"/>
-          <w:rtl w:val="0"/>
-        </w:rPr>
-        <w:t xml:space="preserve">Hata kaydı: Tüm bulgular issue tracker’a kaydedilecek; her issue’ya DT_FR referansı eklenecek.</w:t>
-      </w:r>
-    </w:p>
-    <w:p>
-      <w:pPr>
-        <w:numPr>
-          <w:ilvl w:val="0"/>
-          <w:numId w:val="2"/>
-        </w:numPr>
-        <w:ind w:left="1440" w:hanging="360"/>
-        <w:rPr>
-          <w:rFonts w:ascii="Times New Roman" w:cs="Times New Roman" w:eastAsia="Times New Roman" w:hAnsi="Times New Roman"/>
-        </w:rPr>
-      </w:pPr>
-      <w:r>
-        <w:rPr>
-          <w:rFonts w:ascii="Times New Roman" w:cs="Times New Roman" w:eastAsia="Times New Roman" w:hAnsi="Times New Roman"/>
-          <w:rtl w:val="0"/>
-        </w:rPr>
-        <w:t xml:space="preserve">Raporlama: Günlük test ilerleme raporu; sprint sonunda ayrıntılı test raporu (test vakaları, sonuçlar, metrikler, açık sorunlar).</w:t>
-      </w:r>
-    </w:p>
-    <w:p>
-      <w:pPr>
-        <w:rPr>
-          <w:rFonts w:ascii="Times New Roman" w:cs="Times New Roman" w:eastAsia="Times New Roman" w:hAnsi="Times New Roman"/>
-        </w:rPr>
-      </w:pPr>
-      <w:r>
-        <w:rPr>
-          <w:rtl w:val="0"/>
-        </w:rPr>
-      </w:r>
-    </w:p>
-    <w:p>
-      <w:pPr>
-        <w:pStyle w:val="Subtitle"/>
-        <w:numPr>
-          <w:ilvl w:val="0"/>
-          <w:numId w:val="5"/>
-        </w:numPr>
-        <w:spacing w:after="0" w:afterAutospacing="0"/>
-        <w:rPr>
-          <w:rFonts w:ascii="Times New Roman" w:cs="Times New Roman" w:eastAsia="Times New Roman" w:hAnsi="Times New Roman"/>
-          <w:b w:val="1"/>
-          <w:bCs w:val="1"/>
-          <w:sz w:val="24"/>
-          <w:szCs w:val="24"/>
-        </w:rPr>
-      </w:pPr>
-      <w:bookmarkStart w:colFirst="0" w:colLast="0" w:name="_3anpdcyd7ygs" w:id="11"/>
-      <w:bookmarkEnd w:id="11"/>
       <w:r>
         <w:rPr>
           <w:rtl w:val="0"/>
@@ -2307,7 +2265,6 @@
       </w:r>
     </w:p>
     <w:sectPr>
-      <w:type w:val="nextPage"/>
       <w:pgSz w:h="16834" w:w="11909" w:orient="portrait"/>
       <w:pgMar w:bottom="1440" w:top="1440" w:left="1440" w:right="1440" w:header="720" w:footer="720"/>
       <w:pgNumType w:start="1"/>
